--- a/zht/docx/185.content.docx
+++ b/zht/docx/185.content.docx
@@ -149,7 +149,7 @@
         <w:rPr>
           <w:lang w:val="zh_TW" w:bidi="zh_TW"/>
         </w:rPr>
-        <w:t>xian</w:t>
+        <w:t>wu</w:t>
       </w:r>
       <w:r>
         <w:rPr>
@@ -212,7 +212,7 @@
         <w:rPr>
           <w:lang w:val="zh_TW" w:bidi="zh_TW"/>
         </w:rPr>
-        <w:t>先鋒</w:t>
+        <w:t>巫術</w:t>
       </w:r>
       <w:r>
         <w:rPr>
@@ -231,61 +231,7 @@
         <w:rPr>
           <w:lang w:val="zh_TW" w:bidi="zh_TW"/>
         </w:rPr>
-        <w:t>先鋒可以指軍隊派出的前哨，也可以指在尊貴人物前面，宣告他即將到來的使者。這個詞用來描述，走在埃及宰相約瑟前面為他開路的人（</w:t>
-      </w:r>
-      <w:hyperlink r:id="rId13">
-        <w:r>
-          <w:rPr>
-            <w:lang w:val="zh_TW" w:bidi="zh_TW"/>
-          </w:rPr>
-          <w:rPr>
-            <w:color w:val="0000EE"/>
-            <w:u w:val="single"/>
-          </w:rPr>
-          <w:t>創41:43</w:t>
-        </w:r>
-      </w:hyperlink>
-      <w:r>
-        <w:rPr>
-          <w:lang w:val="zh_TW" w:bidi="zh_TW"/>
-        </w:rPr>
-        <w:t>），也指迦南地當季初熟的葡萄（</w:t>
-      </w:r>
-      <w:hyperlink r:id="rId14">
-        <w:r>
-          <w:rPr>
-            <w:lang w:val="zh_TW" w:bidi="zh_TW"/>
-          </w:rPr>
-          <w:rPr>
-            <w:color w:val="0000EE"/>
-            <w:u w:val="single"/>
-          </w:rPr>
-          <w:t>民13:20</w:t>
-        </w:r>
-      </w:hyperlink>
-      <w:r>
-        <w:rPr>
-          <w:lang w:val="zh_TW" w:bidi="zh_TW"/>
-        </w:rPr>
-        <w:t>）。次經提到，神差遣黃蜂作為以色列軍隊的先鋒，先去審判迦南地的居民（</w:t>
-      </w:r>
-      <w:hyperlink r:id="rId15">
-        <w:r>
-          <w:rPr>
-            <w:lang w:val="zh_TW" w:bidi="zh_TW"/>
-          </w:rPr>
-          <w:rPr>
-            <w:color w:val="0000EE"/>
-            <w:u w:val="single"/>
-          </w:rPr>
-          <w:t>所羅門智訓12:8</w:t>
-        </w:r>
-      </w:hyperlink>
-      <w:r>
-        <w:rPr>
-          <w:lang w:val="zh_TW" w:bidi="zh_TW"/>
-        </w:rPr>
-        <w:t>）。</w:t>
+        <w:t>巫術是企圖藉著超自然力量影響或控制人或事件。人們會試著透過舉行典禮、念出特別的詞語（咒語）、使用符咒和進行儀式來運用這些力量。</w:t>
       </w:r>
     </w:p>
     <w:p>
@@ -299,9 +245,9 @@
         <w:rPr>
           <w:lang w:val="zh_TW" w:bidi="zh_TW"/>
         </w:rPr>
-        <w:t>雖然人們普遍認為施洗約翰是耶穌基督的先鋒，但聖經並沒有用這個詞稱呼他。這個詞在新約聖經只出現一次，用來形容基督是我們的先鋒（</w:t>
-      </w:r>
-      <w:hyperlink r:id="rId16">
+        <w:t>聖經中的幾個詞語可以視為不同形式的巫術。</w:t>
+      </w:r>
+      <w:hyperlink r:id="rId13">
         <w:r>
           <w:rPr>
             <w:lang w:val="zh_TW" w:bidi="zh_TW"/>
@@ -310,54 +256,25 @@
             <w:color w:val="0000EE"/>
             <w:u w:val="single"/>
           </w:rPr>
-          <w:t>來6:20</w:t>
+          <w:t>申命記十八章9至14節</w:t>
         </w:r>
       </w:hyperlink>
       <w:r>
         <w:rPr>
           <w:lang w:val="zh_TW" w:bidi="zh_TW"/>
         </w:rPr>
-        <w:t>）。在舊約下，百姓從未跟隨大祭司進入聖殿的至聖所。希伯來書論到新約時，描述耶穌是大祭司，祂已經先於一切信靠祂的人，進入天上的聖所（參</w:t>
-      </w:r>
-      <w:hyperlink r:id="rId17">
-        <w:r>
-          <w:rPr>
-            <w:lang w:val="zh_TW" w:bidi="zh_TW"/>
-          </w:rPr>
-          <w:rPr>
-            <w:color w:val="0000EE"/>
-            <w:u w:val="single"/>
-          </w:rPr>
-          <w:t>2:17–3:2，</w:t>
-        </w:r>
-      </w:hyperlink>
-      <w:hyperlink r:id="rId18">
-        <w:r>
-          <w:rPr>
-            <w:lang w:val="zh_TW" w:bidi="zh_TW"/>
-          </w:rPr>
-          <w:rPr>
-            <w:color w:val="0000EE"/>
-            <w:u w:val="single"/>
-          </w:rPr>
-          <w:t>5:1–9</w:t>
-        </w:r>
-      </w:hyperlink>
-      <w:r>
-        <w:rPr>
-          <w:lang w:val="zh_TW" w:bidi="zh_TW"/>
-        </w:rPr>
-        <w:t>）。</w:t>
-      </w:r>
-      <w:r>
-        <w:rPr>
-          <w:lang w:val="zh_TW" w:bidi="zh_TW"/>
-        </w:rPr>
-      </w:r>
-      <w:r>
-        <w:rPr>
-          <w:lang w:val="zh_TW" w:bidi="zh_TW"/>
-        </w:rPr>
+        <w:t>中提到了其中幾種巫術。神不容許以色列的百姓行巫術或參與神祕活動。神的百姓應當遠離巫術，因為神會直接藉著祂的先知向他們說話。人所行的巫術可能使人產生虛假的盼望或恐懼，並使人偏離神的真理。雖然巫術無法像神的先知那樣準確，但聖經指出，某些巫術背後可能確實有超自然力量。</w:t>
+      </w:r>
+    </w:p>
+    <w:p>
+      <w:pPr>
+        <w:pStyle w:val="Heading3"/>
+      </w:pPr>
+      <w:r>
+        <w:rPr>
+          <w:lang w:val="zh_TW" w:bidi="zh_TW"/>
+        </w:rPr>
+        <w:t>舊約聖經中的巫術</w:t>
       </w:r>
     </w:p>
     <w:p>
@@ -367,21 +284,58 @@
           <w:lang w:val="zh_TW" w:bidi="zh_TW"/>
         </w:rPr>
       </w:r>
+      <w:r>
+        <w:rPr>
+          <w:lang w:val="zh_TW" w:bidi="zh_TW"/>
+        </w:rPr>
+        <w:t>舊約聖經出埃及記提到過埃及的術士與摩西較量。聖經並沒有把術士起初的成功視為單純的戲法，因為他們起初確實成功模仿了其中一些神蹟（</w:t>
+      </w:r>
+      <w:hyperlink r:id="rId14">
+        <w:r>
+          <w:rPr>
+            <w:lang w:val="zh_TW" w:bidi="zh_TW"/>
+          </w:rPr>
+          <w:rPr>
+            <w:color w:val="0000EE"/>
+            <w:u w:val="single"/>
+          </w:rPr>
+          <w:t>出7–8章</w:t>
+        </w:r>
+      </w:hyperlink>
+      <w:r>
+        <w:rPr>
+          <w:lang w:val="zh_TW" w:bidi="zh_TW"/>
+        </w:rPr>
+        <w:t>）。然而，到了</w:t>
+      </w:r>
+      <w:hyperlink r:id="rId15">
+        <w:r>
+          <w:rPr>
+            <w:lang w:val="zh_TW" w:bidi="zh_TW"/>
+          </w:rPr>
+          <w:rPr>
+            <w:color w:val="0000EE"/>
+            <w:u w:val="single"/>
+          </w:rPr>
+          <w:t>出埃及記八至九章</w:t>
+        </w:r>
+      </w:hyperlink>
+      <w:r>
+        <w:rPr>
+          <w:lang w:val="zh_TW" w:bidi="zh_TW"/>
+        </w:rPr>
+        <w:t>，這些術士漸漸無法再與摩西抗衡。聖經並沒有完全否認邪惡的超自然力量可能透過術士運作，但聖經清楚表明，這種力量不符合神的旨意，也無法勝過神。</w:t>
+      </w:r>
     </w:p>
     <w:p>
       <w:pPr>
-        <w:pStyle w:val="Heading2"/>
-      </w:pPr>
-      <w:r>
-        <w:rPr>
-          <w:lang w:val="zh_TW" w:bidi="zh_TW"/>
-        </w:rPr>
-        <w:t>先知，女先知</w:t>
-      </w:r>
-      <w:r>
-        <w:rPr>
-          <w:lang w:val="zh_TW" w:bidi="zh_TW"/>
-        </w:rPr>
+        <w:pStyle w:val="Heading3"/>
+      </w:pPr>
+      <w:r>
+        <w:rPr>
+          <w:lang w:val="zh_TW" w:bidi="zh_TW"/>
+        </w:rPr>
+        <w:t>新約聖經中的巫術</w:t>
       </w:r>
     </w:p>
     <w:p>
@@ -395,7 +349,25 @@
         <w:rPr>
           <w:lang w:val="zh_TW" w:bidi="zh_TW"/>
         </w:rPr>
-        <w:t>蒙神揀選的男性或女性，代表祂說話，並預言神所計劃之事。</w:t>
+        <w:t>新約聖經在使徒行傳中談到巫術。腓利到了撒馬利亞，遇見一位名叫西門的術士。西門藉著行邪術使眾人大為驚奇，因而聲名大噪（</w:t>
+      </w:r>
+      <w:hyperlink r:id="rId16">
+        <w:r>
+          <w:rPr>
+            <w:lang w:val="zh_TW" w:bidi="zh_TW"/>
+          </w:rPr>
+          <w:rPr>
+            <w:color w:val="0000EE"/>
+            <w:u w:val="single"/>
+          </w:rPr>
+          <w:t>徒8:11</w:t>
+        </w:r>
+      </w:hyperlink>
+      <w:r>
+        <w:rPr>
+          <w:lang w:val="zh_TW" w:bidi="zh_TW"/>
+        </w:rPr>
+        <w:t>）。許多人聽見腓利所傳的信息後，就信了神並跟從祂。西門看見腓利所行的奇事，以為這種能力是藉著按手的儀式而來。彼得向他說明，這樣的能力不是金錢可以買到的，而是神白白賜給悔改之人的恩賜。</w:t>
       </w:r>
     </w:p>
     <w:p>
@@ -409,7 +381,25 @@
         <w:rPr>
           <w:lang w:val="zh_TW" w:bidi="zh_TW"/>
         </w:rPr>
-        <w:t>概述</w:t>
+        <w:t>另一段重要的經文是</w:t>
+      </w:r>
+      <w:hyperlink r:id="rId17">
+        <w:r>
+          <w:rPr>
+            <w:lang w:val="zh_TW" w:bidi="zh_TW"/>
+          </w:rPr>
+          <w:rPr>
+            <w:color w:val="0000EE"/>
+            <w:u w:val="single"/>
+          </w:rPr>
+          <w:t>使徒行傳十九章11至20節</w:t>
+        </w:r>
+      </w:hyperlink>
+      <w:r>
+        <w:rPr>
+          <w:lang w:val="zh_TW" w:bidi="zh_TW"/>
+        </w:rPr>
+        <w:t>。這處經文記載，幾個猶太趕鬼的人嘗試奉耶穌的名趕鬼，結果被邪靈所附的人攻擊。那人勝過他們，使他們赤身受傷地逃出那房子。這件事表明，使徒行神蹟的能力是建立在他們與耶穌基督的個人關係上。這件事以後，以弗所的人必須決定是跟從主的道，還是繼續行巫術。有些人把自己的書帶來，當眾焚燒。神的大能彰顯出來，人也明白必須忠於祂，因此有更多人傳揚耶穌的福音。</w:t>
       </w:r>
     </w:p>
     <w:p>
@@ -423,7 +413,25 @@
         <w:rPr>
           <w:lang w:val="zh_TW" w:bidi="zh_TW"/>
         </w:rPr>
-        <w:t>• 引言</w:t>
+        <w:t>聖經最後一卷書啟示錄嚴厲地譴責巫術。行邪術的人要被扔在火湖裡（</w:t>
+      </w:r>
+      <w:hyperlink r:id="rId18">
+        <w:r>
+          <w:rPr>
+            <w:lang w:val="zh_TW" w:bidi="zh_TW"/>
+          </w:rPr>
+          <w:rPr>
+            <w:color w:val="0000EE"/>
+            <w:u w:val="single"/>
+          </w:rPr>
+          <w:t>啟21:8</w:t>
+        </w:r>
+      </w:hyperlink>
+      <w:r>
+        <w:rPr>
+          <w:lang w:val="zh_TW" w:bidi="zh_TW"/>
+        </w:rPr>
+        <w:t>）。聖經一貫反對巫術，但並沒有否認撒但可能利用巫術行惡。聖經譴責巫術，因為它可能使人產生虛假的盼望或恐懼，使人不再忠於神的話語。</w:t>
       </w:r>
     </w:p>
     <w:p>
@@ -435,9 +443,110 @@
       </w:r>
       <w:r>
         <w:rPr>
-          <w:lang w:val="zh_TW" w:bidi="zh_TW"/>
-        </w:rPr>
-        <w:t>• 先知的稱謂和歷史</w:t>
+          <w:i/>
+          <w:lang w:val="zh_TW" w:bidi="zh_TW"/>
+        </w:rPr>
+        <w:t>另見</w:t>
+      </w:r>
+      <w:r>
+        <w:rPr>
+          <w:lang w:val="zh_TW" w:bidi="zh_TW"/>
+        </w:rPr>
+        <w:t xml:space="preserve"> </w:t>
+      </w:r>
+      <w:r>
+        <w:rPr>
+          <w:lang w:val="zh_TW" w:bidi="zh_TW"/>
+        </w:rPr>
+        <w:t>符囊</w:t>
+      </w:r>
+      <w:r>
+        <w:rPr>
+          <w:lang w:val="zh_TW" w:bidi="zh_TW"/>
+        </w:rPr>
+        <w:t>；</w:t>
+      </w:r>
+      <w:r>
+        <w:rPr>
+          <w:lang w:val="zh_TW" w:bidi="zh_TW"/>
+        </w:rPr>
+        <w:t>迦南神和宗教</w:t>
+      </w:r>
+      <w:r>
+        <w:rPr>
+          <w:lang w:val="zh_TW" w:bidi="zh_TW"/>
+        </w:rPr>
+        <w:t>；</w:t>
+      </w:r>
+      <w:r>
+        <w:rPr>
+          <w:lang w:val="zh_TW" w:bidi="zh_TW"/>
+        </w:rPr>
+        <w:t>經匣</w:t>
+      </w:r>
+      <w:r>
+        <w:rPr>
+          <w:lang w:val="zh_TW" w:bidi="zh_TW"/>
+        </w:rPr>
+        <w:t>；</w:t>
+      </w:r>
+      <w:r>
+        <w:rPr>
+          <w:lang w:val="zh_TW" w:bidi="zh_TW"/>
+        </w:rPr>
+        <w:t>法術</w:t>
+      </w:r>
+      <w:r>
+        <w:rPr>
+          <w:lang w:val="zh_TW" w:bidi="zh_TW"/>
+        </w:rPr>
+        <w:t>；</w:t>
+      </w:r>
+      <w:r>
+        <w:rPr>
+          <w:lang w:val="zh_TW" w:bidi="zh_TW"/>
+        </w:rPr>
+        <w:t>占卜者</w:t>
+      </w:r>
+      <w:r>
+        <w:rPr>
+          <w:lang w:val="zh_TW" w:bidi="zh_TW"/>
+        </w:rPr>
+        <w:t>；</w:t>
+      </w:r>
+      <w:r>
+        <w:rPr>
+          <w:lang w:val="zh_TW" w:bidi="zh_TW"/>
+        </w:rPr>
+        <w:t>邪術</w:t>
+      </w:r>
+      <w:r>
+        <w:rPr>
+          <w:lang w:val="zh_TW" w:bidi="zh_TW"/>
+        </w:rPr>
+        <w:t>；</w:t>
+      </w:r>
+      <w:r>
+        <w:rPr>
+          <w:lang w:val="zh_TW" w:bidi="zh_TW"/>
+        </w:rPr>
+        <w:t>靈媒</w:t>
+      </w:r>
+      <w:r>
+        <w:rPr>
+          <w:lang w:val="zh_TW" w:bidi="zh_TW"/>
+        </w:rPr>
+        <w:t>。</w:t>
+      </w:r>
+      <w:r>
+        <w:rPr>
+          <w:lang w:val="zh_TW" w:bidi="zh_TW"/>
+        </w:rPr>
+      </w:r>
+      <w:r>
+        <w:rPr>
+          <w:lang w:val="zh_TW" w:bidi="zh_TW"/>
+        </w:rPr>
       </w:r>
     </w:p>
     <w:p>
@@ -447,11 +556,44 @@
           <w:lang w:val="zh_TW" w:bidi="zh_TW"/>
         </w:rPr>
       </w:r>
-      <w:r>
-        <w:rPr>
-          <w:lang w:val="zh_TW" w:bidi="zh_TW"/>
-        </w:rPr>
-        <w:t>• 感動</w:t>
+    </w:p>
+    <w:p>
+      <w:pPr>
+        <w:pStyle w:val="Heading2"/>
+      </w:pPr>
+      <w:r>
+        <w:rPr>
+          <w:lang w:val="zh_TW" w:bidi="zh_TW"/>
+        </w:rPr>
+        <w:t>烏薩（人物）</w:t>
+      </w:r>
+      <w:r>
+        <w:rPr>
+          <w:lang w:val="zh_TW" w:bidi="zh_TW"/>
+        </w:rPr>
+      </w:r>
+    </w:p>
+    <w:p>
+      <w:pPr>
+        <w:pStyle w:val="Heading2"/>
+      </w:pPr>
+      <w:r>
+        <w:rPr>
+          <w:lang w:val="zh_TW" w:bidi="zh_TW"/>
+        </w:rPr>
+        <w:t>烏</w:t>
+      </w:r>
+      <w:r>
+        <w:rPr>
+          <w:lang w:val="zh_TW" w:bidi="zh_TW"/>
+        </w:rPr>
+        <w:t>薩</w:t>
+      </w:r>
+      <w:r>
+        <w:rPr>
+          <w:lang w:val="zh_TW" w:bidi="zh_TW"/>
+        </w:rPr>
+        <w:t>（人物）</w:t>
       </w:r>
     </w:p>
     <w:p>
@@ -465,7 +607,53 @@
         <w:rPr>
           <w:lang w:val="zh_TW" w:bidi="zh_TW"/>
         </w:rPr>
-        <w:t>• 真假先知</w:t>
+        <w:t>約坍的兒子，屬於閃族支系中希伯的後裔（</w:t>
+      </w:r>
+      <w:hyperlink r:id="rId19">
+        <w:r>
+          <w:rPr>
+            <w:lang w:val="zh_TW" w:bidi="zh_TW"/>
+          </w:rPr>
+          <w:rPr>
+            <w:color w:val="0000EE"/>
+            <w:u w:val="single"/>
+          </w:rPr>
+          <w:t>創10:27</w:t>
+        </w:r>
+      </w:hyperlink>
+      <w:r>
+        <w:rPr>
+          <w:lang w:val="zh_TW" w:bidi="zh_TW"/>
+        </w:rPr>
+        <w:t>；</w:t>
+      </w:r>
+      <w:hyperlink r:id="rId20">
+        <w:r>
+          <w:rPr>
+            <w:lang w:val="zh_TW" w:bidi="zh_TW"/>
+          </w:rPr>
+          <w:rPr>
+            <w:color w:val="0000EE"/>
+            <w:u w:val="single"/>
+          </w:rPr>
+          <w:t>代上1:21</w:t>
+        </w:r>
+      </w:hyperlink>
+      <w:r>
+        <w:rPr>
+          <w:lang w:val="zh_TW" w:bidi="zh_TW"/>
+        </w:rPr>
+        <w:t>）。</w:t>
+      </w:r>
+      <w:r>
+        <w:rPr>
+          <w:lang w:val="zh_TW" w:bidi="zh_TW"/>
+        </w:rPr>
+      </w:r>
+      <w:r>
+        <w:rPr>
+          <w:lang w:val="zh_TW" w:bidi="zh_TW"/>
+        </w:rPr>
       </w:r>
     </w:p>
     <w:p>
@@ -475,11 +663,21 @@
           <w:lang w:val="zh_TW" w:bidi="zh_TW"/>
         </w:rPr>
       </w:r>
-      <w:r>
-        <w:rPr>
-          <w:lang w:val="zh_TW" w:bidi="zh_TW"/>
-        </w:rPr>
-        <w:t>• 先知的作用</w:t>
+    </w:p>
+    <w:p>
+      <w:pPr>
+        <w:pStyle w:val="Heading2"/>
+      </w:pPr>
+      <w:r>
+        <w:rPr>
+          <w:lang w:val="zh_TW" w:bidi="zh_TW"/>
+        </w:rPr>
+        <w:t>烏斯（地點）</w:t>
+      </w:r>
+      <w:r>
+        <w:rPr>
+          <w:lang w:val="zh_TW" w:bidi="zh_TW"/>
+        </w:rPr>
       </w:r>
     </w:p>
     <w:p>
@@ -493,18 +691,97 @@
         <w:rPr>
           <w:lang w:val="zh_TW" w:bidi="zh_TW"/>
         </w:rPr>
-        <w:t>• 傳講的方式</w:t>
-      </w:r>
-    </w:p>
-    <w:p>
-      <w:pPr>
-        <w:pStyle w:val="Heading3"/>
-      </w:pPr>
-      <w:r>
-        <w:rPr>
-          <w:lang w:val="zh_TW" w:bidi="zh_TW"/>
-        </w:rPr>
-        <w:t>介紹</w:t>
+        <w:t>烏斯是約伯的故鄉（</w:t>
+      </w:r>
+      <w:hyperlink r:id="rId21">
+        <w:r>
+          <w:rPr>
+            <w:lang w:val="zh_TW" w:bidi="zh_TW"/>
+          </w:rPr>
+          <w:rPr>
+            <w:color w:val="0000EE"/>
+            <w:u w:val="single"/>
+          </w:rPr>
+          <w:t>伯1:1</w:t>
+        </w:r>
+      </w:hyperlink>
+      <w:r>
+        <w:rPr>
+          <w:lang w:val="zh_TW" w:bidi="zh_TW"/>
+        </w:rPr>
+        <w:t>）。這個地名與以東並列出現，並與西珥的何利人族譜中的烏斯有關（</w:t>
+      </w:r>
+      <w:hyperlink r:id="rId22">
+        <w:r>
+          <w:rPr>
+            <w:lang w:val="zh_TW" w:bidi="zh_TW"/>
+          </w:rPr>
+          <w:rPr>
+            <w:color w:val="0000EE"/>
+            <w:u w:val="single"/>
+          </w:rPr>
+          <w:t>哀4:21</w:t>
+        </w:r>
+      </w:hyperlink>
+      <w:r>
+        <w:rPr>
+          <w:lang w:val="zh_TW" w:bidi="zh_TW"/>
+        </w:rPr>
+        <w:t>）。然而約伯記中並未明確地標示出烏斯地的具體位置，但書中提到「東方人」（Kedem）居住在那裡（</w:t>
+      </w:r>
+      <w:hyperlink r:id="rId23">
+        <w:r>
+          <w:rPr>
+            <w:lang w:val="zh_TW" w:bidi="zh_TW"/>
+          </w:rPr>
+          <w:rPr>
+            <w:color w:val="0000EE"/>
+            <w:u w:val="single"/>
+          </w:rPr>
+          <w:t>伯1:3</w:t>
+        </w:r>
+      </w:hyperlink>
+      <w:r>
+        <w:rPr>
+          <w:lang w:val="zh_TW" w:bidi="zh_TW"/>
+        </w:rPr>
+        <w:t>）。經文還提到烏斯靠近曠野（</w:t>
+      </w:r>
+      <w:hyperlink r:id="rId24">
+        <w:r>
+          <w:rPr>
+            <w:lang w:val="zh_TW" w:bidi="zh_TW"/>
+          </w:rPr>
+          <w:rPr>
+            <w:color w:val="0000EE"/>
+            <w:u w:val="single"/>
+          </w:rPr>
+          <w:t>15</w:t>
+        </w:r>
+      </w:hyperlink>
+      <w:r>
+        <w:rPr>
+          <w:lang w:val="zh_TW" w:bidi="zh_TW"/>
+        </w:rPr>
+        <w:t>節），而且鄰近迦勒底人（</w:t>
+      </w:r>
+      <w:hyperlink r:id="rId25">
+        <w:r>
+          <w:rPr>
+            <w:lang w:val="zh_TW" w:bidi="zh_TW"/>
+          </w:rPr>
+          <w:rPr>
+            <w:color w:val="0000EE"/>
+            <w:u w:val="single"/>
+          </w:rPr>
+          <w:t>17</w:t>
+        </w:r>
+      </w:hyperlink>
+      <w:r>
+        <w:rPr>
+          <w:lang w:val="zh_TW" w:bidi="zh_TW"/>
+        </w:rPr>
+        <w:t>節）。這顯示出其位於以色列地的東邊。</w:t>
       </w:r>
     </w:p>
     <w:p>
@@ -518,21 +795,9 @@
         <w:rPr>
           <w:lang w:val="zh_TW" w:bidi="zh_TW"/>
         </w:rPr>
-        <w:t>當耶穌使寡婦的兒子從死裡復活時，旁觀者說：「</w:t>
-      </w:r>
-      <w:r>
-        <w:rPr>
-          <w:lang w:val="zh_TW" w:bidi="zh_TW"/>
-        </w:rPr>
-        <w:t>有大先知在我們中間興起來了</w:t>
-      </w:r>
-      <w:r>
-        <w:rPr>
-          <w:lang w:val="zh_TW" w:bidi="zh_TW"/>
-        </w:rPr>
-        <w:t>！」（</w:t>
-      </w:r>
-      <w:hyperlink r:id="rId19">
+        <w:t>由於烏斯與以東有著上述聯繫，這有力地暗示了烏斯地是由何利人西珥的後裔所居住。在約伯記希臘文譯本末尾的一段經文進一步支持了這個觀點：「因為他住在以東與阿拉伯交界處的烏斯地。」除此之外，某些古代傳統認為約伯的故鄉位在巴珊。約瑟夫（Josephus）亦參照亞蘭族譜中的烏斯（</w:t>
+      </w:r>
+      <w:hyperlink r:id="rId26">
         <w:r>
           <w:rPr>
             <w:lang w:val="zh_TW" w:bidi="zh_TW"/>
@@ -541,79 +806,58 @@
             <w:color w:val="0000EE"/>
             <w:u w:val="single"/>
           </w:rPr>
-          <w:t>路7:16</w:t>
+          <w:t>創10:23</w:t>
         </w:r>
       </w:hyperlink>
       <w:r>
         <w:rPr>
           <w:lang w:val="zh_TW" w:bidi="zh_TW"/>
         </w:rPr>
-        <w:t>；參</w:t>
-      </w:r>
-      <w:hyperlink r:id="rId20">
-        <w:r>
-          <w:rPr>
-            <w:lang w:val="zh_TW" w:bidi="zh_TW"/>
-          </w:rPr>
-          <w:rPr>
-            <w:color w:val="0000EE"/>
-            <w:u w:val="single"/>
-          </w:rPr>
-          <w:t>可6:15</w:t>
-        </w:r>
-      </w:hyperlink>
-      <w:r>
-        <w:rPr>
-          <w:lang w:val="zh_TW" w:bidi="zh_TW"/>
-        </w:rPr>
-        <w:t>，</w:t>
-      </w:r>
-      <w:hyperlink r:id="rId21">
-        <w:r>
-          <w:rPr>
-            <w:lang w:val="zh_TW" w:bidi="zh_TW"/>
-          </w:rPr>
-          <w:rPr>
-            <w:color w:val="0000EE"/>
-            <w:u w:val="single"/>
-          </w:rPr>
-          <w:t>8:28</w:t>
-        </w:r>
-      </w:hyperlink>
-      <w:r>
-        <w:rPr>
-          <w:lang w:val="zh_TW" w:bidi="zh_TW"/>
-        </w:rPr>
-        <w:t>）在猶太的宗教思想中，最為生動且具規範意義的宗教事件，都集中在先知蒙召和事工，就是神透過先知向祂的子民傳達話語。人們對於耶穌的評價，其實是比他們所知的更為正確，因為神確實在耶穌裡面臨到他們；而耶穌的地位雖然遠高過先知，實際上卻正是摩西所預言，先知秩序的冠冕和高峰（</w:t>
-      </w:r>
-      <w:hyperlink r:id="rId22">
-        <w:r>
-          <w:rPr>
-            <w:lang w:val="zh_TW" w:bidi="zh_TW"/>
-          </w:rPr>
-          <w:rPr>
-            <w:color w:val="0000EE"/>
-            <w:u w:val="single"/>
-          </w:rPr>
-          <w:t>申18:15–19</w:t>
-        </w:r>
-      </w:hyperlink>
-      <w:r>
-        <w:rPr>
-          <w:lang w:val="zh_TW" w:bidi="zh_TW"/>
-        </w:rPr>
-        <w:t>）。</w:t>
-      </w:r>
-    </w:p>
-    <w:p>
-      <w:pPr>
-        <w:pStyle w:val="Heading3"/>
-      </w:pPr>
-      <w:r>
-        <w:rPr>
-          <w:lang w:val="zh_TW" w:bidi="zh_TW"/>
-        </w:rPr>
-        <w:t>先知的稱謂和歷史</w:t>
+        <w:t>），指出約伯曾居住在特拉可尼和大馬士革（</w:t>
+      </w:r>
+      <w:r>
+        <w:rPr>
+          <w:i/>
+          <w:lang w:val="zh_TW" w:bidi="zh_TW"/>
+        </w:rPr>
+        <w:t>猶太古史記</w:t>
+      </w:r>
+      <w:r>
+        <w:rPr>
+          <w:i/>
+          <w:lang w:val="zh_TW" w:bidi="zh_TW"/>
+        </w:rPr>
+        <w:t>〔</w:t>
+      </w:r>
+      <w:r>
+        <w:rPr>
+          <w:i/>
+          <w:lang w:val="zh_TW" w:bidi="zh_TW"/>
+        </w:rPr>
+        <w:t>Antiquities</w:t>
+      </w:r>
+      <w:r>
+        <w:rPr>
+          <w:i/>
+          <w:lang w:val="zh_TW" w:bidi="zh_TW"/>
+        </w:rPr>
+        <w:t>〕</w:t>
+      </w:r>
+      <w:r>
+        <w:rPr>
+          <w:lang w:val="zh_TW" w:bidi="zh_TW"/>
+        </w:rPr>
+        <w:t>1.6.4）。</w:t>
+      </w:r>
+      <w:r>
+        <w:rPr>
+          <w:lang w:val="zh_TW" w:bidi="zh_TW"/>
+        </w:rPr>
+      </w:r>
+      <w:r>
+        <w:rPr>
+          <w:lang w:val="zh_TW" w:bidi="zh_TW"/>
+        </w:rPr>
       </w:r>
     </w:p>
     <w:p>
@@ -623,13 +867,45 @@
           <w:lang w:val="zh_TW" w:bidi="zh_TW"/>
         </w:rPr>
       </w:r>
-      <w:r>
-        <w:rPr>
-          <w:lang w:val="zh_TW" w:bidi="zh_TW"/>
-        </w:rPr>
-        <w:t>舊約用於描述這些人的主要詞語，是「先知」（見</w:t>
-      </w:r>
-      <w:hyperlink r:id="rId23">
+    </w:p>
+    <w:p>
+      <w:pPr>
+        <w:pStyle w:val="Heading2"/>
+      </w:pPr>
+      <w:r>
+        <w:rPr>
+          <w:lang w:val="zh_TW" w:bidi="zh_TW"/>
+        </w:rPr>
+        <w:t>烏斯（人物）</w:t>
+      </w:r>
+      <w:r>
+        <w:rPr>
+          <w:lang w:val="zh_TW" w:bidi="zh_TW"/>
+        </w:rPr>
+      </w:r>
+    </w:p>
+    <w:p>
+      <w:pPr>
+        <w:pStyle w:val="ListNumber"/>
+        <w:numPr>
+          <w:ilvl w:val="0"/>
+          <w:numId w:val="14"/>
+        </w:numPr>
+        <w:spacing w:line="240" w:lineRule="auto"/>
+        <w:ind w:left="720"/>
+      </w:pPr>
+      <w:r>
+        <w:rPr>
+          <w:lang w:val="zh_TW" w:bidi="zh_TW"/>
+        </w:rPr>
+      </w:r>
+      <w:r>
+        <w:rPr>
+          <w:lang w:val="zh_TW" w:bidi="zh_TW"/>
+        </w:rPr>
+        <w:t>亞蘭的長子，也是閃的後代（</w:t>
+      </w:r>
+      <w:hyperlink r:id="rId26">
         <w:r>
           <w:rPr>
             <w:lang w:val="zh_TW" w:bidi="zh_TW"/>
@@ -638,16 +914,16 @@
             <w:color w:val="0000EE"/>
             <w:u w:val="single"/>
           </w:rPr>
-          <w:t>士6:8</w:t>
+          <w:t>創10:23</w:t>
         </w:r>
       </w:hyperlink>
       <w:r>
         <w:rPr>
           <w:lang w:val="zh_TW" w:bidi="zh_TW"/>
         </w:rPr>
-        <w:t>）、「神人」（見</w:t>
-      </w:r>
-      <w:hyperlink r:id="rId24">
+        <w:t>）。在</w:t>
+      </w:r>
+      <w:hyperlink r:id="rId27">
         <w:r>
           <w:rPr>
             <w:lang w:val="zh_TW" w:bidi="zh_TW"/>
@@ -656,16 +932,46 @@
             <w:color w:val="0000EE"/>
             <w:u w:val="single"/>
           </w:rPr>
-          <w:t>王下4:9</w:t>
+          <w:t>歷代志上一章17節</w:t>
         </w:r>
       </w:hyperlink>
       <w:r>
         <w:rPr>
           <w:lang w:val="zh_TW" w:bidi="zh_TW"/>
         </w:rPr>
-        <w:t>）和「先見」（見</w:t>
-      </w:r>
-      <w:hyperlink r:id="rId25">
+        <w:t>的平行經文中，</w:t>
+      </w:r>
+      <w:r>
+        <w:rPr>
+          <w:lang w:val="zh_TW" w:bidi="zh_TW"/>
+        </w:rPr>
+        <w:t>烏斯直接列為閃的後裔，而未提及亞蘭</w:t>
+      </w:r>
+      <w:r>
+        <w:rPr>
+          <w:lang w:val="zh_TW" w:bidi="zh_TW"/>
+        </w:rPr>
+        <w:t>。他或許是居住在敘利亞沙漠地區之亞蘭民族的祖先。</w:t>
+      </w:r>
+    </w:p>
+    <w:p>
+      <w:pPr>
+        <w:pStyle w:val="ListNumber"/>
+        <w:spacing w:line="240" w:lineRule="auto"/>
+        <w:ind w:left="720"/>
+      </w:pPr>
+      <w:r>
+        <w:rPr>
+          <w:lang w:val="zh_TW" w:bidi="zh_TW"/>
+        </w:rPr>
+      </w:r>
+      <w:r>
+        <w:rPr>
+          <w:lang w:val="zh_TW" w:bidi="zh_TW"/>
+        </w:rPr>
+        <w:t>亞伯拉罕的兄弟拿鶴與其妾密迦所生的長子（</w:t>
+      </w:r>
+      <w:hyperlink r:id="rId28">
         <w:r>
           <w:rPr>
             <w:lang w:val="zh_TW" w:bidi="zh_TW"/>
@@ -674,16 +980,34 @@
             <w:color w:val="0000EE"/>
             <w:u w:val="single"/>
           </w:rPr>
-          <w:t>撒上9:9</w:t>
+          <w:t>創22:21</w:t>
         </w:r>
       </w:hyperlink>
       <w:r>
         <w:rPr>
           <w:lang w:val="zh_TW" w:bidi="zh_TW"/>
         </w:rPr>
-        <w:t>；</w:t>
-      </w:r>
-      <w:hyperlink r:id="rId26">
+        <w:t>）。</w:t>
+      </w:r>
+    </w:p>
+    <w:p>
+      <w:pPr>
+        <w:pStyle w:val="ListNumber"/>
+        <w:spacing w:line="240" w:lineRule="auto"/>
+        <w:ind w:left="720"/>
+      </w:pPr>
+      <w:r>
+        <w:rPr>
+          <w:lang w:val="zh_TW" w:bidi="zh_TW"/>
+        </w:rPr>
+      </w:r>
+      <w:r>
+        <w:rPr>
+          <w:lang w:val="zh_TW" w:bidi="zh_TW"/>
+        </w:rPr>
+        <w:t>底珊的兒子，何利人西珥的子孫（</w:t>
+      </w:r>
+      <w:hyperlink r:id="rId29">
         <w:r>
           <w:rPr>
             <w:lang w:val="zh_TW" w:bidi="zh_TW"/>
@@ -692,14 +1016,42 @@
             <w:color w:val="0000EE"/>
             <w:u w:val="single"/>
           </w:rPr>
-          <w:t>撒下24:11</w:t>
+          <w:t>創36:28</w:t>
         </w:r>
       </w:hyperlink>
       <w:r>
         <w:rPr>
           <w:lang w:val="zh_TW" w:bidi="zh_TW"/>
         </w:rPr>
+        <w:t>；</w:t>
+      </w:r>
+      <w:hyperlink r:id="rId30">
+        <w:r>
+          <w:rPr>
+            <w:lang w:val="zh_TW" w:bidi="zh_TW"/>
+          </w:rPr>
+          <w:rPr>
+            <w:color w:val="0000EE"/>
+            <w:u w:val="single"/>
+          </w:rPr>
+          <w:t>代上1:42</w:t>
+        </w:r>
+      </w:hyperlink>
+      <w:r>
+        <w:rPr>
+          <w:lang w:val="zh_TW" w:bidi="zh_TW"/>
+        </w:rPr>
         <w:t>）。</w:t>
+      </w:r>
+      <w:r>
+        <w:rPr>
+          <w:lang w:val="zh_TW" w:bidi="zh_TW"/>
+        </w:rPr>
+      </w:r>
+      <w:r>
+        <w:rPr>
+          <w:lang w:val="zh_TW" w:bidi="zh_TW"/>
+        </w:rPr>
       </w:r>
     </w:p>
     <w:p>
@@ -709,83 +1061,21 @@
           <w:lang w:val="zh_TW" w:bidi="zh_TW"/>
         </w:rPr>
       </w:r>
-      <w:r>
-        <w:rPr>
-          <w:lang w:val="zh_TW" w:bidi="zh_TW"/>
-        </w:rPr>
-        <w:t>翻譯為「先知」的詞彙，似乎首重「被召」的概念：神主動揀選、呼召並差遣先知（比如</w:t>
-      </w:r>
-      <w:hyperlink r:id="rId27">
-        <w:r>
-          <w:rPr>
-            <w:lang w:val="zh_TW" w:bidi="zh_TW"/>
-          </w:rPr>
-          <w:rPr>
-            <w:color w:val="0000EE"/>
-            <w:u w:val="single"/>
-          </w:rPr>
-          <w:t>耶1:4–5</w:t>
-        </w:r>
-      </w:hyperlink>
-      <w:r>
-        <w:rPr>
-          <w:lang w:val="zh_TW" w:bidi="zh_TW"/>
-        </w:rPr>
-        <w:t>，</w:t>
-      </w:r>
-      <w:hyperlink r:id="rId28">
-        <w:r>
-          <w:rPr>
-            <w:lang w:val="zh_TW" w:bidi="zh_TW"/>
-          </w:rPr>
-          <w:rPr>
-            <w:color w:val="0000EE"/>
-            <w:u w:val="single"/>
-          </w:rPr>
-          <w:t>7:25</w:t>
-        </w:r>
-      </w:hyperlink>
-      <w:r>
-        <w:rPr>
-          <w:lang w:val="zh_TW" w:bidi="zh_TW"/>
-        </w:rPr>
-        <w:t>；</w:t>
-      </w:r>
-      <w:hyperlink r:id="rId29">
-        <w:r>
-          <w:rPr>
-            <w:lang w:val="zh_TW" w:bidi="zh_TW"/>
-          </w:rPr>
-          <w:rPr>
-            <w:color w:val="0000EE"/>
-            <w:u w:val="single"/>
-          </w:rPr>
-          <w:t>摩7:14</w:t>
-        </w:r>
-      </w:hyperlink>
-      <w:r>
-        <w:rPr>
-          <w:lang w:val="zh_TW" w:bidi="zh_TW"/>
-        </w:rPr>
-        <w:t>）。「神人」講述先知因其蒙召而進入的關係：他現在是「神的人」，被認為屬於神（</w:t>
-      </w:r>
-      <w:hyperlink r:id="rId24">
-        <w:r>
-          <w:rPr>
-            <w:lang w:val="zh_TW" w:bidi="zh_TW"/>
-          </w:rPr>
-          <w:rPr>
-            <w:color w:val="0000EE"/>
-            <w:u w:val="single"/>
-          </w:rPr>
-          <w:t>王下4:9</w:t>
-        </w:r>
-      </w:hyperlink>
-      <w:r>
-        <w:rPr>
-          <w:lang w:val="zh_TW" w:bidi="zh_TW"/>
-        </w:rPr>
-        <w:t>）。「先見」表達神賦予先知新奇非凡的洞察力。希伯來語與英語一樣，常用的動詞「看見」也表示理解（I see what you mean，即我明白你的意思）以及洞察事物本質和意義的能力（He sees things very clearly，即他看事物非常清楚）。對於先知而言，他們的「洞察力」遠超常人，因為耶和華啟發他們，成為祂信息的器皿。</w:t>
+    </w:p>
+    <w:p>
+      <w:pPr>
+        <w:pStyle w:val="Heading2"/>
+      </w:pPr>
+      <w:r>
+        <w:rPr>
+          <w:lang w:val="zh_TW" w:bidi="zh_TW"/>
+        </w:rPr>
+        <w:t>烏斯（Huz）</w:t>
+      </w:r>
+      <w:r>
+        <w:rPr>
+          <w:lang w:val="zh_TW" w:bidi="zh_TW"/>
+        </w:rPr>
       </w:r>
     </w:p>
     <w:p>
@@ -799,9 +1089,9 @@
         <w:rPr>
           <w:lang w:val="zh_TW" w:bidi="zh_TW"/>
         </w:rPr>
-        <w:t>偉大先知肩負重任，推動舊約故事前進，其起點從摩西開始，再沒有先知像他（</w:t>
-      </w:r>
-      <w:hyperlink r:id="rId30">
+        <w:t>在</w:t>
+      </w:r>
+      <w:hyperlink r:id="rId28">
         <w:r>
           <w:rPr>
             <w:lang w:val="zh_TW" w:bidi="zh_TW"/>
@@ -810,194 +1100,14 @@
             <w:color w:val="0000EE"/>
             <w:u w:val="single"/>
           </w:rPr>
-          <w:t>申34:10</w:t>
+          <w:t>創世記二十二章21節</w:t>
         </w:r>
       </w:hyperlink>
       <w:r>
         <w:rPr>
           <w:lang w:val="zh_TW" w:bidi="zh_TW"/>
         </w:rPr>
-        <w:t>）。這個看法正確無誤，因為摩西具備所有先知的獨特標誌：蒙召（</w:t>
-      </w:r>
-      <w:hyperlink r:id="rId31">
-        <w:r>
-          <w:rPr>
-            <w:lang w:val="zh_TW" w:bidi="zh_TW"/>
-          </w:rPr>
-          <w:rPr>
-            <w:color w:val="0000EE"/>
-            <w:u w:val="single"/>
-          </w:rPr>
-          <w:t>出3:1–4:17</w:t>
-        </w:r>
-      </w:hyperlink>
-      <w:r>
-        <w:rPr>
-          <w:lang w:val="zh_TW" w:bidi="zh_TW"/>
-        </w:rPr>
-        <w:t>；參</w:t>
-      </w:r>
-      <w:hyperlink r:id="rId32">
-        <w:r>
-          <w:rPr>
-            <w:lang w:val="zh_TW" w:bidi="zh_TW"/>
-          </w:rPr>
-          <w:rPr>
-            <w:color w:val="0000EE"/>
-            <w:u w:val="single"/>
-          </w:rPr>
-          <w:t>賽6章</w:t>
-        </w:r>
-      </w:hyperlink>
-      <w:r>
-        <w:rPr>
-          <w:lang w:val="zh_TW" w:bidi="zh_TW"/>
-        </w:rPr>
-        <w:t>；</w:t>
-      </w:r>
-      <w:hyperlink r:id="rId33">
-        <w:r>
-          <w:rPr>
-            <w:lang w:val="zh_TW" w:bidi="zh_TW"/>
-          </w:rPr>
-          <w:rPr>
-            <w:color w:val="0000EE"/>
-            <w:u w:val="single"/>
-          </w:rPr>
-          <w:t>耶1:4–19</w:t>
-        </w:r>
-      </w:hyperlink>
-      <w:r>
-        <w:rPr>
-          <w:lang w:val="zh_TW" w:bidi="zh_TW"/>
-        </w:rPr>
-        <w:t>；</w:t>
-      </w:r>
-      <w:hyperlink r:id="rId34">
-        <w:r>
-          <w:rPr>
-            <w:lang w:val="zh_TW" w:bidi="zh_TW"/>
-          </w:rPr>
-          <w:rPr>
-            <w:color w:val="0000EE"/>
-            <w:u w:val="single"/>
-          </w:rPr>
-          <w:t>結1–3</w:t>
-        </w:r>
-      </w:hyperlink>
-      <w:r>
-        <w:rPr>
-          <w:lang w:val="zh_TW" w:bidi="zh_TW"/>
-        </w:rPr>
-        <w:t>；</w:t>
-      </w:r>
-      <w:hyperlink r:id="rId35">
-        <w:r>
-          <w:rPr>
-            <w:lang w:val="zh_TW" w:bidi="zh_TW"/>
-          </w:rPr>
-          <w:rPr>
-            <w:color w:val="0000EE"/>
-            <w:u w:val="single"/>
-          </w:rPr>
-          <w:t>何1:2</w:t>
-        </w:r>
-      </w:hyperlink>
-      <w:r>
-        <w:rPr>
-          <w:lang w:val="zh_TW" w:bidi="zh_TW"/>
-        </w:rPr>
-        <w:t>；</w:t>
-      </w:r>
-      <w:hyperlink r:id="rId36">
-        <w:r>
-          <w:rPr>
-            <w:lang w:val="zh_TW" w:bidi="zh_TW"/>
-          </w:rPr>
-          <w:rPr>
-            <w:color w:val="0000EE"/>
-            <w:u w:val="single"/>
-          </w:rPr>
-          <w:t>摩7:14–15</w:t>
-        </w:r>
-      </w:hyperlink>
-      <w:r>
-        <w:rPr>
-          <w:lang w:val="zh_TW" w:bidi="zh_TW"/>
-        </w:rPr>
-        <w:t>），認識到歷史事件是神的行動，照祂的話語成就（</w:t>
-      </w:r>
-      <w:hyperlink r:id="rId37">
-        <w:r>
-          <w:rPr>
-            <w:lang w:val="zh_TW" w:bidi="zh_TW"/>
-          </w:rPr>
-          <w:rPr>
-            <w:color w:val="0000EE"/>
-            <w:u w:val="single"/>
-          </w:rPr>
-          <w:t>出3:12</w:t>
-        </w:r>
-      </w:hyperlink>
-      <w:r>
-        <w:rPr>
-          <w:lang w:val="zh_TW" w:bidi="zh_TW"/>
-        </w:rPr>
-        <w:t>，</w:t>
-      </w:r>
-      <w:hyperlink r:id="rId38">
-        <w:r>
-          <w:rPr>
-            <w:lang w:val="zh_TW" w:bidi="zh_TW"/>
-          </w:rPr>
-          <w:rPr>
-            <w:color w:val="0000EE"/>
-            <w:u w:val="single"/>
-          </w:rPr>
-          <w:t>4:21–23</w:t>
-        </w:r>
-      </w:hyperlink>
-      <w:r>
-        <w:rPr>
-          <w:lang w:val="zh_TW" w:bidi="zh_TW"/>
-        </w:rPr>
-        <w:t>），倫理和社會關懷的心（</w:t>
-      </w:r>
-      <w:hyperlink r:id="rId39">
-        <w:r>
-          <w:rPr>
-            <w:lang w:val="zh_TW" w:bidi="zh_TW"/>
-          </w:rPr>
-          <w:rPr>
-            <w:color w:val="0000EE"/>
-            <w:u w:val="single"/>
-          </w:rPr>
-          <w:t>2:11–13</w:t>
-        </w:r>
-      </w:hyperlink>
-      <w:r>
-        <w:rPr>
-          <w:lang w:val="zh_TW" w:bidi="zh_TW"/>
-        </w:rPr>
-        <w:t>），看重無助的人（見</w:t>
-      </w:r>
-      <w:hyperlink r:id="rId40">
-        <w:r>
-          <w:rPr>
-            <w:lang w:val="zh_TW" w:bidi="zh_TW"/>
-          </w:rPr>
-          <w:rPr>
-            <w:color w:val="0000EE"/>
-            <w:u w:val="single"/>
-          </w:rPr>
-          <w:t>17節</w:t>
-        </w:r>
-      </w:hyperlink>
-      <w:r>
-        <w:rPr>
-          <w:lang w:val="zh_TW" w:bidi="zh_TW"/>
-        </w:rPr>
-        <w:t>）。</w:t>
+        <w:t>中，有些英文譯本將「烏斯（Uz）」譯為「烏斯（Huz）」，指的是拿鶴的兒子烏斯。</w:t>
       </w:r>
     </w:p>
     <w:p>
@@ -1009,63 +1119,32 @@
       </w:r>
       <w:r>
         <w:rPr>
-          <w:lang w:val="zh_TW" w:bidi="zh_TW"/>
-        </w:rPr>
-        <w:t>不過</w:t>
-      </w:r>
-      <w:hyperlink r:id="rId30">
-        <w:r>
-          <w:rPr>
-            <w:lang w:val="zh_TW" w:bidi="zh_TW"/>
-          </w:rPr>
-          <w:rPr>
-            <w:color w:val="0000EE"/>
-            <w:u w:val="single"/>
-          </w:rPr>
-          <w:t>申命記三十四章10節</w:t>
-        </w:r>
-      </w:hyperlink>
-      <w:r>
-        <w:rPr>
-          <w:lang w:val="zh_TW" w:bidi="zh_TW"/>
-        </w:rPr>
-        <w:t>的評語，不僅回顧摩西的偉大之處，也展望一位像摩西一樣的先知到來。這與摩西自己的預言相符（</w:t>
-      </w:r>
-      <w:hyperlink r:id="rId22">
-        <w:r>
-          <w:rPr>
-            <w:lang w:val="zh_TW" w:bidi="zh_TW"/>
-          </w:rPr>
-          <w:rPr>
-            <w:color w:val="0000EE"/>
-            <w:u w:val="single"/>
-          </w:rPr>
-          <w:t>申18:15–19</w:t>
-        </w:r>
-      </w:hyperlink>
-      <w:r>
-        <w:rPr>
-          <w:lang w:val="zh_TW" w:bidi="zh_TW"/>
-        </w:rPr>
-        <w:t>），毫無疑問預示將有一位偉大的先知來臨。摩西比較自己與這位先知，甚為驚人——即將到來的先知，將扮演摩西在西奈山上的角色（</w:t>
-      </w:r>
-      <w:hyperlink r:id="rId41">
-        <w:r>
-          <w:rPr>
-            <w:lang w:val="zh_TW" w:bidi="zh_TW"/>
-          </w:rPr>
-          <w:rPr>
-            <w:color w:val="0000EE"/>
-            <w:u w:val="single"/>
-          </w:rPr>
-          <w:t>申18:16</w:t>
-        </w:r>
-      </w:hyperlink>
-      <w:r>
-        <w:rPr>
-          <w:lang w:val="zh_TW" w:bidi="zh_TW"/>
-        </w:rPr>
-        <w:t>）。那處，摩西以獨特方式作先知一樣的中保，傳達神的聲音，因為神在西奈山上，成就了舊約的盟約。摩西期待一位類似的先知，盼望另一位約的中保，就是耶穌基督。</w:t>
+          <w:i/>
+          <w:lang w:val="zh_TW" w:bidi="zh_TW"/>
+        </w:rPr>
+        <w:t xml:space="preserve">見 </w:t>
+      </w:r>
+      <w:r>
+        <w:rPr>
+          <w:lang w:val="zh_TW" w:bidi="zh_TW"/>
+        </w:rPr>
+        <w:t>烏斯（人物）#2</w:t>
+      </w:r>
+      <w:r>
+        <w:rPr>
+          <w:lang w:val="zh_TW" w:bidi="zh_TW"/>
+        </w:rPr>
+        <w:t>。</w:t>
+      </w:r>
+      <w:r>
+        <w:rPr>
+          <w:lang w:val="zh_TW" w:bidi="zh_TW"/>
+        </w:rPr>
+      </w:r>
+      <w:r>
+        <w:rPr>
+          <w:lang w:val="zh_TW" w:bidi="zh_TW"/>
+        </w:rPr>
       </w:r>
     </w:p>
     <w:p>
@@ -1075,13 +1154,45 @@
           <w:lang w:val="zh_TW" w:bidi="zh_TW"/>
         </w:rPr>
       </w:r>
-      <w:r>
-        <w:rPr>
-          <w:lang w:val="zh_TW" w:bidi="zh_TW"/>
-        </w:rPr>
-        <w:t>神不斷向祂的子民差遣先知，人們亦一直盼待這位偉大的先知。每次有這樣的先知出現，都因他像摩西，而被認為是真的；真誠的信徒都會興奮觀察，想知道他是否那位最終到來的偉大先知。因此我們可以理解，那些看到耶穌使死人復活的人何以如此興奮（</w:t>
-      </w:r>
-      <w:hyperlink r:id="rId19">
+    </w:p>
+    <w:p>
+      <w:pPr>
+        <w:pStyle w:val="Heading2"/>
+      </w:pPr>
+      <w:r>
+        <w:rPr>
+          <w:lang w:val="zh_TW" w:bidi="zh_TW"/>
+        </w:rPr>
+        <w:t>烏薛</w:t>
+      </w:r>
+      <w:r>
+        <w:rPr>
+          <w:lang w:val="zh_TW" w:bidi="zh_TW"/>
+        </w:rPr>
+      </w:r>
+    </w:p>
+    <w:p>
+      <w:pPr>
+        <w:pStyle w:val="ListNumber"/>
+        <w:numPr>
+          <w:ilvl w:val="0"/>
+          <w:numId w:val="15"/>
+        </w:numPr>
+        <w:spacing w:line="240" w:lineRule="auto"/>
+        <w:ind w:left="720"/>
+      </w:pPr>
+      <w:r>
+        <w:rPr>
+          <w:lang w:val="zh_TW" w:bidi="zh_TW"/>
+        </w:rPr>
+      </w:r>
+      <w:r>
+        <w:rPr>
+          <w:lang w:val="zh_TW" w:bidi="zh_TW"/>
+        </w:rPr>
+        <w:t>利未支派哥轄最小的兒子。烏薛成為哥轄族中烏薛宗族的族長（</w:t>
+      </w:r>
+      <w:hyperlink r:id="rId31">
         <w:r>
           <w:rPr>
             <w:lang w:val="zh_TW" w:bidi="zh_TW"/>
@@ -1090,14 +1201,384 @@
             <w:color w:val="0000EE"/>
             <w:u w:val="single"/>
           </w:rPr>
-          <w:t>路7:16</w:t>
+          <w:t>出6:18</w:t>
         </w:r>
       </w:hyperlink>
       <w:r>
         <w:rPr>
           <w:lang w:val="zh_TW" w:bidi="zh_TW"/>
         </w:rPr>
+        <w:t>；</w:t>
+      </w:r>
+      <w:hyperlink r:id="rId32">
+        <w:r>
+          <w:rPr>
+            <w:lang w:val="zh_TW" w:bidi="zh_TW"/>
+          </w:rPr>
+          <w:rPr>
+            <w:color w:val="0000EE"/>
+            <w:u w:val="single"/>
+          </w:rPr>
+          <w:t>民3:19</w:t>
+        </w:r>
+      </w:hyperlink>
+      <w:r>
+        <w:rPr>
+          <w:lang w:val="zh_TW" w:bidi="zh_TW"/>
+        </w:rPr>
+        <w:t>、</w:t>
+      </w:r>
+      <w:hyperlink r:id="rId32">
+        <w:r>
+          <w:rPr>
+            <w:lang w:val="zh_TW" w:bidi="zh_TW"/>
+          </w:rPr>
+          <w:rPr>
+            <w:color w:val="0000EE"/>
+            <w:u w:val="single"/>
+          </w:rPr>
+          <w:t>27</w:t>
+        </w:r>
+      </w:hyperlink>
+      <w:r>
+        <w:rPr>
+          <w:lang w:val="zh_TW" w:bidi="zh_TW"/>
+        </w:rPr>
+        <w:t>、</w:t>
+      </w:r>
+      <w:hyperlink r:id="rId32">
+        <w:r>
+          <w:rPr>
+            <w:lang w:val="zh_TW" w:bidi="zh_TW"/>
+          </w:rPr>
+          <w:rPr>
+            <w:color w:val="0000EE"/>
+            <w:u w:val="single"/>
+          </w:rPr>
+          <w:t>30</w:t>
+        </w:r>
+      </w:hyperlink>
+      <w:r>
+        <w:rPr>
+          <w:lang w:val="zh_TW" w:bidi="zh_TW"/>
+        </w:rPr>
+        <w:t>；</w:t>
+      </w:r>
+      <w:hyperlink r:id="rId33">
+        <w:r>
+          <w:rPr>
+            <w:lang w:val="zh_TW" w:bidi="zh_TW"/>
+          </w:rPr>
+          <w:rPr>
+            <w:color w:val="0000EE"/>
+            <w:u w:val="single"/>
+          </w:rPr>
+          <w:t>代上26:23</w:t>
+        </w:r>
+      </w:hyperlink>
+      <w:r>
+        <w:rPr>
+          <w:lang w:val="zh_TW" w:bidi="zh_TW"/>
+        </w:rPr>
+        <w:t>）。烏薛是亞倫的叔叔；當拿答和亞比戶因悖逆雅巍（耶和華）而喪命後，烏薛的兒子米沙利和以利撒反將拿答和亞比戶的屍體抬到營外（</w:t>
+      </w:r>
+      <w:hyperlink r:id="rId34">
+        <w:r>
+          <w:rPr>
+            <w:lang w:val="zh_TW" w:bidi="zh_TW"/>
+          </w:rPr>
+          <w:rPr>
+            <w:color w:val="0000EE"/>
+            <w:u w:val="single"/>
+          </w:rPr>
+          <w:t>出6:22</w:t>
+        </w:r>
+      </w:hyperlink>
+      <w:r>
+        <w:rPr>
+          <w:lang w:val="zh_TW" w:bidi="zh_TW"/>
+        </w:rPr>
+        <w:t>；</w:t>
+      </w:r>
+      <w:hyperlink r:id="rId35">
+        <w:r>
+          <w:rPr>
+            <w:lang w:val="zh_TW" w:bidi="zh_TW"/>
+          </w:rPr>
+          <w:rPr>
+            <w:color w:val="0000EE"/>
+            <w:u w:val="single"/>
+          </w:rPr>
+          <w:t>利10:4</w:t>
+        </w:r>
+      </w:hyperlink>
+      <w:r>
+        <w:rPr>
+          <w:lang w:val="zh_TW" w:bidi="zh_TW"/>
+        </w:rPr>
+        <w:t>）。有幾位烏薛的後裔在以色列歷史上相當重要：亞米拿達在大衛將約櫃運到耶路撒冷時帶領了迎接的隊伍（</w:t>
+      </w:r>
+      <w:hyperlink r:id="rId36">
+        <w:r>
+          <w:rPr>
+            <w:lang w:val="zh_TW" w:bidi="zh_TW"/>
+          </w:rPr>
+          <w:rPr>
+            <w:color w:val="0000EE"/>
+            <w:u w:val="single"/>
+          </w:rPr>
+          <w:t>代上15:10</w:t>
+        </w:r>
+      </w:hyperlink>
+      <w:r>
+        <w:rPr>
+          <w:lang w:val="zh_TW" w:bidi="zh_TW"/>
+        </w:rPr>
+        <w:t>）；米迦和耶西雅在所羅門作王期間是利未人的領袖（</w:t>
+      </w:r>
+      <w:hyperlink r:id="rId37">
+        <w:r>
+          <w:rPr>
+            <w:lang w:val="zh_TW" w:bidi="zh_TW"/>
+          </w:rPr>
+          <w:rPr>
+            <w:color w:val="0000EE"/>
+            <w:u w:val="single"/>
+          </w:rPr>
+          <w:t>代上23:20</w:t>
+        </w:r>
+      </w:hyperlink>
+      <w:r>
+        <w:rPr>
+          <w:lang w:val="zh_TW" w:bidi="zh_TW"/>
+        </w:rPr>
+        <w:t>）</w:t>
+      </w:r>
+    </w:p>
+    <w:p>
+      <w:pPr>
+        <w:pStyle w:val="ListNumber"/>
+        <w:spacing w:line="240" w:lineRule="auto"/>
+        <w:ind w:left="720"/>
+      </w:pPr>
+      <w:r>
+        <w:rPr>
+          <w:lang w:val="zh_TW" w:bidi="zh_TW"/>
+        </w:rPr>
+      </w:r>
+      <w:r>
+        <w:rPr>
+          <w:lang w:val="zh_TW" w:bidi="zh_TW"/>
+        </w:rPr>
+        <w:t>以示（示每人的領袖之一）的兒子。希西家作王時，烏薛率領西緬人的勇士在西珥擊敗亞瑪力人（</w:t>
+      </w:r>
+      <w:hyperlink r:id="rId38">
+        <w:r>
+          <w:rPr>
+            <w:lang w:val="zh_TW" w:bidi="zh_TW"/>
+          </w:rPr>
+          <w:rPr>
+            <w:color w:val="0000EE"/>
+            <w:u w:val="single"/>
+          </w:rPr>
+          <w:t>代上4:42</w:t>
+        </w:r>
+      </w:hyperlink>
+      <w:r>
+        <w:rPr>
+          <w:lang w:val="zh_TW" w:bidi="zh_TW"/>
+        </w:rPr>
+        <w:t>）。這是一場重要的勝利，因為掃羅王和大衛王先前都沒有徹底消滅亞瑪力人。西緬人因此得以佔領那地，並住在那裡。</w:t>
+      </w:r>
+    </w:p>
+    <w:p>
+      <w:pPr>
+        <w:pStyle w:val="ListNumber"/>
+        <w:spacing w:line="240" w:lineRule="auto"/>
+        <w:ind w:left="720"/>
+      </w:pPr>
+      <w:r>
+        <w:rPr>
+          <w:lang w:val="zh_TW" w:bidi="zh_TW"/>
+        </w:rPr>
+      </w:r>
+      <w:r>
+        <w:rPr>
+          <w:lang w:val="zh_TW" w:bidi="zh_TW"/>
+        </w:rPr>
+        <w:t>便雅憫支派的一位族長，也是便雅憫的孫子、比拉的兒子（</w:t>
+      </w:r>
+      <w:hyperlink r:id="rId39">
+        <w:r>
+          <w:rPr>
+            <w:lang w:val="zh_TW" w:bidi="zh_TW"/>
+          </w:rPr>
+          <w:rPr>
+            <w:color w:val="0000EE"/>
+            <w:u w:val="single"/>
+          </w:rPr>
+          <w:t>代上7:7</w:t>
+        </w:r>
+      </w:hyperlink>
+      <w:r>
+        <w:rPr>
+          <w:lang w:val="zh_TW" w:bidi="zh_TW"/>
+        </w:rPr>
         <w:t>）。</w:t>
+      </w:r>
+    </w:p>
+    <w:p>
+      <w:pPr>
+        <w:pStyle w:val="ListNumber"/>
+        <w:spacing w:line="240" w:lineRule="auto"/>
+        <w:ind w:left="720"/>
+      </w:pPr>
+      <w:r>
+        <w:rPr>
+          <w:lang w:val="zh_TW" w:bidi="zh_TW"/>
+        </w:rPr>
+      </w:r>
+      <w:r>
+        <w:rPr>
+          <w:lang w:val="zh_TW" w:bidi="zh_TW"/>
+        </w:rPr>
+        <w:t>亞薩族的利未人希幔的兒子（</w:t>
+      </w:r>
+      <w:hyperlink r:id="rId40">
+        <w:r>
+          <w:rPr>
+            <w:lang w:val="zh_TW" w:bidi="zh_TW"/>
+          </w:rPr>
+          <w:rPr>
+            <w:color w:val="0000EE"/>
+            <w:u w:val="single"/>
+          </w:rPr>
+          <w:t>代上25:4</w:t>
+        </w:r>
+      </w:hyperlink>
+      <w:r>
+        <w:rPr>
+          <w:lang w:val="zh_TW" w:bidi="zh_TW"/>
+        </w:rPr>
+        <w:t>）。烏薛也稱為亞薩烈（</w:t>
+      </w:r>
+      <w:hyperlink r:id="rId41">
+        <w:r>
+          <w:rPr>
+            <w:lang w:val="zh_TW" w:bidi="zh_TW"/>
+          </w:rPr>
+          <w:rPr>
+            <w:color w:val="0000EE"/>
+            <w:u w:val="single"/>
+          </w:rPr>
+          <w:t>代上25:18</w:t>
+        </w:r>
+      </w:hyperlink>
+      <w:r>
+        <w:rPr>
+          <w:lang w:val="zh_TW" w:bidi="zh_TW"/>
+        </w:rPr>
+        <w:t>）。</w:t>
+      </w:r>
+    </w:p>
+    <w:p>
+      <w:pPr>
+        <w:pStyle w:val="ListNumber"/>
+        <w:spacing w:line="240" w:lineRule="auto"/>
+        <w:ind w:left="720"/>
+      </w:pPr>
+      <w:r>
+        <w:rPr>
+          <w:lang w:val="zh_TW" w:bidi="zh_TW"/>
+        </w:rPr>
+      </w:r>
+      <w:r>
+        <w:rPr>
+          <w:lang w:val="zh_TW" w:bidi="zh_TW"/>
+        </w:rPr>
+        <w:t>一位利未人，在希西家作王時協助重新奉獻（使聖殿再次分別為聖的禮儀）聖殿（</w:t>
+      </w:r>
+      <w:hyperlink r:id="rId42">
+        <w:r>
+          <w:rPr>
+            <w:lang w:val="zh_TW" w:bidi="zh_TW"/>
+          </w:rPr>
+          <w:rPr>
+            <w:color w:val="0000EE"/>
+            <w:u w:val="single"/>
+          </w:rPr>
+          <w:t>代下29:14</w:t>
+        </w:r>
+      </w:hyperlink>
+      <w:r>
+        <w:rPr>
+          <w:lang w:val="zh_TW" w:bidi="zh_TW"/>
+        </w:rPr>
+        <w:t>）。經文將他列為耶杜頓的兒子。</w:t>
+      </w:r>
+    </w:p>
+    <w:p>
+      <w:pPr>
+        <w:pStyle w:val="ListNumber"/>
+        <w:spacing w:line="240" w:lineRule="auto"/>
+        <w:ind w:left="720"/>
+      </w:pPr>
+      <w:r>
+        <w:rPr>
+          <w:lang w:val="zh_TW" w:bidi="zh_TW"/>
+        </w:rPr>
+      </w:r>
+      <w:r>
+        <w:rPr>
+          <w:lang w:val="zh_TW" w:bidi="zh_TW"/>
+        </w:rPr>
+        <w:t>一位參與重建耶路撒冷城牆的金匠（</w:t>
+      </w:r>
+      <w:hyperlink r:id="rId43">
+        <w:r>
+          <w:rPr>
+            <w:lang w:val="zh_TW" w:bidi="zh_TW"/>
+          </w:rPr>
+          <w:rPr>
+            <w:color w:val="0000EE"/>
+            <w:u w:val="single"/>
+          </w:rPr>
+          <w:t>尼3:8</w:t>
+        </w:r>
+      </w:hyperlink>
+      <w:r>
+        <w:rPr>
+          <w:lang w:val="zh_TW" w:bidi="zh_TW"/>
+        </w:rPr>
+        <w:t>）。他的名字顯示出他很可能是一位祭司，負責製作和修理聖殿所使用的器具（參</w:t>
+      </w:r>
+      <w:hyperlink r:id="rId44">
+        <w:r>
+          <w:rPr>
+            <w:lang w:val="zh_TW" w:bidi="zh_TW"/>
+          </w:rPr>
+          <w:rPr>
+            <w:color w:val="0000EE"/>
+            <w:u w:val="single"/>
+          </w:rPr>
+          <w:t>代上9:29</w:t>
+        </w:r>
+      </w:hyperlink>
+      <w:r>
+        <w:rPr>
+          <w:lang w:val="zh_TW" w:bidi="zh_TW"/>
+        </w:rPr>
+        <w:t>）。</w:t>
+      </w:r>
+      <w:r>
+        <w:rPr>
+          <w:lang w:val="zh_TW" w:bidi="zh_TW"/>
+        </w:rPr>
+      </w:r>
+      <w:r>
+        <w:rPr>
+          <w:lang w:val="zh_TW" w:bidi="zh_TW"/>
+        </w:rPr>
       </w:r>
     </w:p>
     <w:p>
@@ -1107,130 +1588,21 @@
           <w:lang w:val="zh_TW" w:bidi="zh_TW"/>
         </w:rPr>
       </w:r>
-      <w:r>
-        <w:rPr>
-          <w:lang w:val="zh_TW" w:bidi="zh_TW"/>
-        </w:rPr>
-        <w:t>舊約提到先知團體的存在，有時稱為「學校」。以利沙顯然在教導一個團體（</w:t>
-      </w:r>
-      <w:hyperlink r:id="rId42">
-        <w:r>
-          <w:rPr>
-            <w:lang w:val="zh_TW" w:bidi="zh_TW"/>
-          </w:rPr>
-          <w:rPr>
-            <w:color w:val="0000EE"/>
-            <w:u w:val="single"/>
-          </w:rPr>
-          <w:t>王下6:1</w:t>
-        </w:r>
-      </w:hyperlink>
-      <w:r>
-        <w:rPr>
-          <w:lang w:val="zh_TW" w:bidi="zh_TW"/>
-        </w:rPr>
-        <w:t>），「先知門徒」（比如</w:t>
-      </w:r>
-      <w:hyperlink r:id="rId43">
-        <w:r>
-          <w:rPr>
-            <w:lang w:val="zh_TW" w:bidi="zh_TW"/>
-          </w:rPr>
-          <w:rPr>
-            <w:color w:val="0000EE"/>
-            <w:u w:val="single"/>
-          </w:rPr>
-          <w:t>王下2:3、5</w:t>
-        </w:r>
-      </w:hyperlink>
-      <w:r>
-        <w:rPr>
-          <w:lang w:val="zh_TW" w:bidi="zh_TW"/>
-        </w:rPr>
-        <w:t>；</w:t>
-      </w:r>
-      <w:hyperlink r:id="rId29">
-        <w:r>
-          <w:rPr>
-            <w:lang w:val="zh_TW" w:bidi="zh_TW"/>
-          </w:rPr>
-          <w:rPr>
-            <w:color w:val="0000EE"/>
-            <w:u w:val="single"/>
-          </w:rPr>
-          <w:t>摩7:14</w:t>
-        </w:r>
-      </w:hyperlink>
-      <w:r>
-        <w:rPr>
-          <w:lang w:val="zh_TW" w:bidi="zh_TW"/>
-        </w:rPr>
-        <w:t>）所指的，可能是在先知老師照管下，「正在受訓的先知」。至於</w:t>
-      </w:r>
-      <w:hyperlink r:id="rId44">
-        <w:r>
-          <w:rPr>
-            <w:lang w:val="zh_TW" w:bidi="zh_TW"/>
-          </w:rPr>
-          <w:rPr>
-            <w:color w:val="0000EE"/>
-            <w:u w:val="single"/>
-          </w:rPr>
-          <w:t>撒母耳記上十章5至11節</w:t>
-        </w:r>
-      </w:hyperlink>
-      <w:r>
-        <w:rPr>
-          <w:lang w:val="zh_TW" w:bidi="zh_TW"/>
-        </w:rPr>
-        <w:t>中的團體，用「工會」來描述會更合適。這些團體對耶和華熱心、盡性敬拜，並可見聖靈明顯的活動；但他們服事的核心是「預言」，即宣告關於神本身的真理。在這個早期階段之後，先知團體的重要性似乎有所減弱（類似</w:t>
-      </w:r>
-      <w:hyperlink r:id="rId25">
-        <w:r>
-          <w:rPr>
-            <w:lang w:val="zh_TW" w:bidi="zh_TW"/>
-          </w:rPr>
-          <w:rPr>
-            <w:color w:val="0000EE"/>
-            <w:u w:val="single"/>
-          </w:rPr>
-          <w:t>撒上9:9</w:t>
-        </w:r>
-      </w:hyperlink>
-      <w:r>
-        <w:rPr>
-          <w:lang w:val="zh_TW" w:bidi="zh_TW"/>
-        </w:rPr>
-        <w:t>明確提及的情形消失，由此推論），而盡性的敬逐漸變為更直接的話語服事，可能正是</w:t>
-      </w:r>
-      <w:hyperlink r:id="rId25">
-        <w:r>
-          <w:rPr>
-            <w:lang w:val="zh_TW" w:bidi="zh_TW"/>
-          </w:rPr>
-          <w:rPr>
-            <w:color w:val="0000EE"/>
-            <w:u w:val="single"/>
-          </w:rPr>
-          <w:t>撒母耳記上九章9節</w:t>
-        </w:r>
-      </w:hyperlink>
-      <w:r>
-        <w:rPr>
-          <w:lang w:val="zh_TW" w:bidi="zh_TW"/>
-        </w:rPr>
-        <w:t>評語的背景。</w:t>
-      </w:r>
     </w:p>
     <w:p>
       <w:pPr>
-        <w:pStyle w:val="Heading3"/>
-      </w:pPr>
-      <w:r>
-        <w:rPr>
-          <w:lang w:val="zh_TW" w:bidi="zh_TW"/>
-        </w:rPr>
-        <w:t>感動</w:t>
+        <w:pStyle w:val="Heading2"/>
+      </w:pPr>
+      <w:r>
+        <w:rPr>
+          <w:lang w:val="zh_TW" w:bidi="zh_TW"/>
+        </w:rPr>
+        <w:t>吾珥 (地方)</w:t>
+      </w:r>
+      <w:r>
+        <w:rPr>
+          <w:lang w:val="zh_TW" w:bidi="zh_TW"/>
+        </w:rPr>
       </w:r>
     </w:p>
     <w:p>
@@ -1244,7 +1616,7 @@
         <w:rPr>
           <w:lang w:val="zh_TW" w:bidi="zh_TW"/>
         </w:rPr>
-        <w:t>在這些先知群體的活動背後，是神的靈感動他們（</w:t>
+        <w:t>這是他拉（亞伯拉罕之父）的故鄉，也是亞伯拉罕與撒拉的出生地。聖經中僅提及其名四次（</w:t>
       </w:r>
       <w:hyperlink r:id="rId45">
         <w:r>
@@ -1255,13 +1627,31 @@
             <w:color w:val="0000EE"/>
             <w:u w:val="single"/>
           </w:rPr>
-          <w:t>撒上10:6、10</w:t>
+          <w:t>創11:28</w:t>
         </w:r>
       </w:hyperlink>
       <w:r>
         <w:rPr>
           <w:lang w:val="zh_TW" w:bidi="zh_TW"/>
         </w:rPr>
+        <w:t>、</w:t>
+      </w:r>
+      <w:hyperlink r:id="rId45">
+        <w:r>
+          <w:rPr>
+            <w:lang w:val="zh_TW" w:bidi="zh_TW"/>
+          </w:rPr>
+          <w:rPr>
+            <w:color w:val="0000EE"/>
+            <w:u w:val="single"/>
+          </w:rPr>
+          <w:t>31</w:t>
+        </w:r>
+      </w:hyperlink>
+      <w:r>
+        <w:rPr>
+          <w:lang w:val="zh_TW" w:bidi="zh_TW"/>
+        </w:rPr>
         <w:t>，</w:t>
       </w:r>
       <w:hyperlink r:id="rId46">
@@ -1273,14 +1663,14 @@
             <w:color w:val="0000EE"/>
             <w:u w:val="single"/>
           </w:rPr>
-          <w:t>19:20、23</w:t>
+          <w:t>15:7</w:t>
         </w:r>
       </w:hyperlink>
       <w:r>
         <w:rPr>
           <w:lang w:val="zh_TW" w:bidi="zh_TW"/>
         </w:rPr>
-        <w:t>），神的靈運行在所有先知中，並且他們宣告受神感動的描述，不時會直接記錄下來（比如</w:t>
+        <w:t>，</w:t>
       </w:r>
       <w:hyperlink r:id="rId47">
         <w:r>
@@ -1291,176 +1681,14 @@
             <w:color w:val="0000EE"/>
             <w:u w:val="single"/>
           </w:rPr>
-          <w:t>王上22:24</w:t>
+          <w:t>尼9:7</w:t>
         </w:r>
       </w:hyperlink>
       <w:r>
         <w:rPr>
           <w:lang w:val="zh_TW" w:bidi="zh_TW"/>
         </w:rPr>
-        <w:t>；</w:t>
-      </w:r>
-      <w:hyperlink r:id="rId48">
-        <w:r>
-          <w:rPr>
-            <w:lang w:val="zh_TW" w:bidi="zh_TW"/>
-          </w:rPr>
-          <w:rPr>
-            <w:color w:val="0000EE"/>
-            <w:u w:val="single"/>
-          </w:rPr>
-          <w:t>尼9:30</w:t>
-        </w:r>
-      </w:hyperlink>
-      <w:r>
-        <w:rPr>
-          <w:lang w:val="zh_TW" w:bidi="zh_TW"/>
-        </w:rPr>
-        <w:t>；</w:t>
-      </w:r>
-      <w:hyperlink r:id="rId49">
-        <w:r>
-          <w:rPr>
-            <w:lang w:val="zh_TW" w:bidi="zh_TW"/>
-          </w:rPr>
-          <w:rPr>
-            <w:color w:val="0000EE"/>
-            <w:u w:val="single"/>
-          </w:rPr>
-          <w:t>何9:7</w:t>
-        </w:r>
-      </w:hyperlink>
-      <w:r>
-        <w:rPr>
-          <w:lang w:val="zh_TW" w:bidi="zh_TW"/>
-        </w:rPr>
-        <w:t>；</w:t>
-      </w:r>
-      <w:hyperlink r:id="rId50">
-        <w:r>
-          <w:rPr>
-            <w:lang w:val="zh_TW" w:bidi="zh_TW"/>
-          </w:rPr>
-          <w:rPr>
-            <w:color w:val="0000EE"/>
-            <w:u w:val="single"/>
-          </w:rPr>
-          <w:t>珥2:28–29</w:t>
-        </w:r>
-      </w:hyperlink>
-      <w:r>
-        <w:rPr>
-          <w:lang w:val="zh_TW" w:bidi="zh_TW"/>
-        </w:rPr>
-        <w:t>；</w:t>
-      </w:r>
-      <w:hyperlink r:id="rId51">
-        <w:r>
-          <w:rPr>
-            <w:lang w:val="zh_TW" w:bidi="zh_TW"/>
-          </w:rPr>
-          <w:rPr>
-            <w:color w:val="0000EE"/>
-            <w:u w:val="single"/>
-          </w:rPr>
-          <w:t>彌3:8</w:t>
-        </w:r>
-      </w:hyperlink>
-      <w:r>
-        <w:rPr>
-          <w:lang w:val="zh_TW" w:bidi="zh_TW"/>
-        </w:rPr>
-        <w:t>；參</w:t>
-      </w:r>
-      <w:hyperlink r:id="rId52">
-        <w:r>
-          <w:rPr>
-            <w:lang w:val="zh_TW" w:bidi="zh_TW"/>
-          </w:rPr>
-          <w:rPr>
-            <w:color w:val="0000EE"/>
-            <w:u w:val="single"/>
-          </w:rPr>
-          <w:t>代上12:18</w:t>
-        </w:r>
-      </w:hyperlink>
-      <w:r>
-        <w:rPr>
-          <w:lang w:val="zh_TW" w:bidi="zh_TW"/>
-        </w:rPr>
-        <w:t>；</w:t>
-      </w:r>
-      <w:hyperlink r:id="rId53">
-        <w:r>
-          <w:rPr>
-            <w:lang w:val="zh_TW" w:bidi="zh_TW"/>
-          </w:rPr>
-          <w:rPr>
-            <w:color w:val="0000EE"/>
-            <w:u w:val="single"/>
-          </w:rPr>
-          <w:t>代下15:1</w:t>
-        </w:r>
-      </w:hyperlink>
-      <w:r>
-        <w:rPr>
-          <w:lang w:val="zh_TW" w:bidi="zh_TW"/>
-        </w:rPr>
-        <w:t>，</w:t>
-      </w:r>
-      <w:hyperlink r:id="rId54">
-        <w:r>
-          <w:rPr>
-            <w:lang w:val="zh_TW" w:bidi="zh_TW"/>
-          </w:rPr>
-          <w:rPr>
-            <w:color w:val="0000EE"/>
-            <w:u w:val="single"/>
-          </w:rPr>
-          <w:t>20:14</w:t>
-        </w:r>
-      </w:hyperlink>
-      <w:r>
-        <w:rPr>
-          <w:lang w:val="zh_TW" w:bidi="zh_TW"/>
-        </w:rPr>
-        <w:t>，</w:t>
-      </w:r>
-      <w:hyperlink r:id="rId55">
-        <w:r>
-          <w:rPr>
-            <w:lang w:val="zh_TW" w:bidi="zh_TW"/>
-          </w:rPr>
-          <w:rPr>
-            <w:color w:val="0000EE"/>
-            <w:u w:val="single"/>
-          </w:rPr>
-          <w:t>24:20</w:t>
-        </w:r>
-      </w:hyperlink>
-      <w:r>
-        <w:rPr>
-          <w:lang w:val="zh_TW" w:bidi="zh_TW"/>
-        </w:rPr>
-        <w:t>）。神的靈感動人，無分男女，傳講神的話語（參</w:t>
-      </w:r>
-      <w:hyperlink r:id="rId56">
-        <w:r>
-          <w:rPr>
-            <w:lang w:val="zh_TW" w:bidi="zh_TW"/>
-          </w:rPr>
-          <w:rPr>
-            <w:color w:val="0000EE"/>
-            <w:u w:val="single"/>
-          </w:rPr>
-          <w:t>彼後1:21</w:t>
-        </w:r>
-      </w:hyperlink>
-      <w:r>
-        <w:rPr>
-          <w:lang w:val="zh_TW" w:bidi="zh_TW"/>
-        </w:rPr>
-        <w:t>）。</w:t>
+        <w:t>），且始終以全稱「迦勒底的吾珥」出現。</w:t>
       </w:r>
     </w:p>
     <w:p>
@@ -1474,108 +1702,7 @@
         <w:rPr>
           <w:lang w:val="zh_TW" w:bidi="zh_TW"/>
         </w:rPr>
-        <w:t>耶利米說，神的手</w:t>
-      </w:r>
-      <w:r>
-        <w:rPr>
-          <w:lang w:val="zh_TW" w:bidi="zh_TW"/>
-        </w:rPr>
-        <w:t>按他的口</w:t>
-      </w:r>
-      <w:r>
-        <w:rPr>
-          <w:lang w:val="zh_TW" w:bidi="zh_TW"/>
-        </w:rPr>
-        <w:t>，將神的話放在他的口中（</w:t>
-      </w:r>
-      <w:hyperlink r:id="rId57">
-        <w:r>
-          <w:rPr>
-            <w:lang w:val="zh_TW" w:bidi="zh_TW"/>
-          </w:rPr>
-          <w:rPr>
-            <w:color w:val="0000EE"/>
-            <w:u w:val="single"/>
-          </w:rPr>
-          <w:t>耶1:9</w:t>
-        </w:r>
-      </w:hyperlink>
-      <w:r>
-        <w:rPr>
-          <w:lang w:val="zh_TW" w:bidi="zh_TW"/>
-        </w:rPr>
-        <w:t>）；以西結記錄他如何吃下書卷，藉此領受耶和華所寫的話語，能夠說出耶和華稱為「我的話」的內容（</w:t>
-      </w:r>
-      <w:hyperlink r:id="rId58">
-        <w:r>
-          <w:rPr>
-            <w:lang w:val="zh_TW" w:bidi="zh_TW"/>
-          </w:rPr>
-          <w:rPr>
-            <w:color w:val="0000EE"/>
-            <w:u w:val="single"/>
-          </w:rPr>
-          <w:t>結2:7–4:4</w:t>
-        </w:r>
-      </w:hyperlink>
-      <w:r>
-        <w:rPr>
-          <w:lang w:val="zh_TW" w:bidi="zh_TW"/>
-        </w:rPr>
-        <w:t>）。這個神跡亦簡述在阿摩司書的開頭（</w:t>
-      </w:r>
-      <w:hyperlink r:id="rId59">
-        <w:r>
-          <w:rPr>
-            <w:lang w:val="zh_TW" w:bidi="zh_TW"/>
-          </w:rPr>
-          <w:rPr>
-            <w:color w:val="0000EE"/>
-            <w:u w:val="single"/>
-          </w:rPr>
-          <w:t>1:1、3</w:t>
-        </w:r>
-      </w:hyperlink>
-      <w:r>
-        <w:rPr>
-          <w:lang w:val="zh_TW" w:bidi="zh_TW"/>
-        </w:rPr>
-        <w:t>）：「</w:t>
-      </w:r>
-      <w:r>
-        <w:rPr>
-          <w:lang w:val="zh_TW" w:bidi="zh_TW"/>
-        </w:rPr>
-        <w:t>阿摩司得默示</w:t>
-      </w:r>
-      <w:r>
-        <w:rPr>
-          <w:lang w:val="zh_TW" w:bidi="zh_TW"/>
-        </w:rPr>
-        <w:t>……</w:t>
-      </w:r>
-      <w:r>
-        <w:rPr>
-          <w:lang w:val="zh_TW" w:bidi="zh_TW"/>
-        </w:rPr>
-        <w:t>耶和華如此說……</w:t>
-      </w:r>
-      <w:r>
-        <w:rPr>
-          <w:lang w:val="zh_TW" w:bidi="zh_TW"/>
-        </w:rPr>
-        <w:t>」雖然這些話確實是阿摩司的話，但也是耶和華的話。</w:t>
-      </w:r>
-    </w:p>
-    <w:p>
-      <w:pPr>
-        <w:pStyle w:val="Heading3"/>
-      </w:pPr>
-      <w:r>
-        <w:rPr>
-          <w:lang w:val="zh_TW" w:bidi="zh_TW"/>
-        </w:rPr>
-        <w:t>真假先知</w:t>
+        <w:t>現代遺址被稱為穆卡亞廢丘（Tell el Muqayyar），意思為「石漆之丘」。考古調查結果證明，亞伯拉罕出身於一座文化深厚、高尚且強大的大城市。這城的景觀由金字塔型廟宇（ziggurat）或聖殿塔所主導，而城市的生活則由一個多神信仰的宗教所控制。主神是南納（Nannar）或稱辛（Sin）——即月亮神——其在哈蘭同樣受到膜拜。在此神的金字塔型廟宇附近有一座神廟，供奉其配偶——月亮女神寧伽爾（Ningal）。</w:t>
       </w:r>
     </w:p>
     <w:p>
@@ -1589,97 +1716,7 @@
         <w:rPr>
           <w:lang w:val="zh_TW" w:bidi="zh_TW"/>
         </w:rPr>
-        <w:t>假先知可以透過三個檢驗，與真先知區分開來。第一個是教義上的檢驗。在</w:t>
-      </w:r>
-      <w:hyperlink r:id="rId60">
-        <w:r>
-          <w:rPr>
-            <w:lang w:val="zh_TW" w:bidi="zh_TW"/>
-          </w:rPr>
-          <w:rPr>
-            <w:color w:val="0000EE"/>
-            <w:u w:val="single"/>
-          </w:rPr>
-          <w:t>申命記十三章</w:t>
-        </w:r>
-      </w:hyperlink>
-      <w:r>
-        <w:rPr>
-          <w:lang w:val="zh_TW" w:bidi="zh_TW"/>
-        </w:rPr>
-        <w:t>中，假先知的動機是要使人們遠離曾在出埃及事件中啟示自己的神（</w:t>
-      </w:r>
-      <w:hyperlink r:id="rId61">
-        <w:r>
-          <w:rPr>
-            <w:lang w:val="zh_TW" w:bidi="zh_TW"/>
-          </w:rPr>
-          <w:rPr>
-            <w:color w:val="0000EE"/>
-            <w:u w:val="single"/>
-          </w:rPr>
-          <w:t>申13:2、5–7、10</w:t>
-        </w:r>
-      </w:hyperlink>
-      <w:r>
-        <w:rPr>
-          <w:lang w:val="zh_TW" w:bidi="zh_TW"/>
-        </w:rPr>
-        <w:t>）。儘管假先知的話可能有明顯的神蹟奇事支持（</w:t>
-      </w:r>
-      <w:hyperlink r:id="rId62">
-        <w:r>
-          <w:rPr>
-            <w:lang w:val="zh_TW" w:bidi="zh_TW"/>
-          </w:rPr>
-          <w:rPr>
-            <w:color w:val="0000EE"/>
-            <w:u w:val="single"/>
-          </w:rPr>
-          <w:t>1–2節</w:t>
-        </w:r>
-      </w:hyperlink>
-      <w:r>
-        <w:rPr>
-          <w:lang w:val="zh_TW" w:bidi="zh_TW"/>
-        </w:rPr>
-        <w:t>），但人們仍應拒絕他們——不僅因為他們引入新奇事物（</w:t>
-      </w:r>
-      <w:hyperlink r:id="rId63">
-        <w:r>
-          <w:rPr>
-            <w:lang w:val="zh_TW" w:bidi="zh_TW"/>
-          </w:rPr>
-          <w:rPr>
-            <w:color w:val="0000EE"/>
-            <w:u w:val="single"/>
-          </w:rPr>
-          <w:t>2、6節</w:t>
-        </w:r>
-      </w:hyperlink>
-      <w:r>
-        <w:rPr>
-          <w:lang w:val="zh_TW" w:bidi="zh_TW"/>
-        </w:rPr>
-        <w:t>），也因為這種新奇事物與耶和華在出埃及時的啟示矛盾（</w:t>
-      </w:r>
-      <w:hyperlink r:id="rId64">
-        <w:r>
-          <w:rPr>
-            <w:lang w:val="zh_TW" w:bidi="zh_TW"/>
-          </w:rPr>
-          <w:rPr>
-            <w:color w:val="0000EE"/>
-            <w:u w:val="single"/>
-          </w:rPr>
-          <w:t>5、10節</w:t>
-        </w:r>
-      </w:hyperlink>
-      <w:r>
-        <w:rPr>
-          <w:lang w:val="zh_TW" w:bidi="zh_TW"/>
-        </w:rPr>
-        <w:t>）。因此，第一個檢驗是教義上的，要求神的子民具備真理的知識，從而能夠通過比較，識別錯誤。</w:t>
+        <w:t>吾珥出土的大量泥版記載了這座城市的商業生活，其運作主要是圍繞著神廟及其收入展開的。這裡設有工廠，例如製造毛織品的織造場。有些泥板內容涉及宗教、歷史、法律和教育。學生接受楔形文字（cuneiform）的讀寫訓練，學習乘法和除法，有些人甚至能計算平方根和立方根。</w:t>
       </w:r>
     </w:p>
     <w:p>
@@ -1693,730 +1730,31 @@
         <w:rPr>
           <w:lang w:val="zh_TW" w:bidi="zh_TW"/>
         </w:rPr>
-        <w:t>第二個檢驗是實際的，需要耐心。正如</w:t>
-      </w:r>
-      <w:hyperlink r:id="rId65">
-        <w:r>
-          <w:rPr>
-            <w:lang w:val="zh_TW" w:bidi="zh_TW"/>
-          </w:rPr>
-          <w:rPr>
-            <w:color w:val="0000EE"/>
-            <w:u w:val="single"/>
-          </w:rPr>
-          <w:t>申命記十八章21至22節</w:t>
-        </w:r>
-      </w:hyperlink>
-      <w:r>
-        <w:rPr>
-          <w:lang w:val="zh_TW" w:bidi="zh_TW"/>
-        </w:rPr>
-        <w:t>所述：耶和華的話總是會應驗的。這需要耐心，因為如</w:t>
-      </w:r>
-      <w:hyperlink r:id="rId62">
-        <w:r>
-          <w:rPr>
-            <w:lang w:val="zh_TW" w:bidi="zh_TW"/>
-          </w:rPr>
-          <w:rPr>
-            <w:color w:val="0000EE"/>
-            <w:u w:val="single"/>
-          </w:rPr>
-          <w:t>申命記十三章1至2節</w:t>
-        </w:r>
-      </w:hyperlink>
-      <w:r>
-        <w:rPr>
-          <w:lang w:val="zh_TW" w:bidi="zh_TW"/>
-        </w:rPr>
-        <w:t>所示，虛假的話語可能會有表面的屬靈證據支持。</w:t>
-      </w:r>
-      <w:hyperlink r:id="rId65">
-        <w:r>
-          <w:rPr>
-            <w:lang w:val="zh_TW" w:bidi="zh_TW"/>
-          </w:rPr>
-          <w:rPr>
-            <w:color w:val="0000EE"/>
-            <w:u w:val="single"/>
-          </w:rPr>
-          <w:t>申命記十八章21至22節</w:t>
-        </w:r>
-      </w:hyperlink>
-      <w:r>
-        <w:rPr>
-          <w:lang w:val="zh_TW" w:bidi="zh_TW"/>
-        </w:rPr>
-        <w:t>的呼籲是呼籲人們保持耐心。如對預言的真假有所懷疑，就應等待應驗的事件發生。</w:t>
-      </w:r>
-    </w:p>
-    <w:p>
-      <w:pPr/>
-      <w:r>
-        <w:rPr>
-          <w:lang w:val="zh_TW" w:bidi="zh_TW"/>
-        </w:rPr>
-      </w:r>
-      <w:r>
-        <w:rPr>
-          <w:lang w:val="zh_TW" w:bidi="zh_TW"/>
-        </w:rPr>
-        <w:t>第三個檢驗是道德上的，要求先知有警惕和明辨能力。在所有先知中，以耶利米的心最受假先知的影響，他也一直不斷思考這個問題（</w:t>
-      </w:r>
-      <w:hyperlink r:id="rId66">
-        <w:r>
-          <w:rPr>
-            <w:lang w:val="zh_TW" w:bidi="zh_TW"/>
-          </w:rPr>
-          <w:rPr>
-            <w:color w:val="0000EE"/>
-            <w:u w:val="single"/>
-          </w:rPr>
-          <w:t>耶23:9–40</w:t>
-        </w:r>
-      </w:hyperlink>
-      <w:r>
-        <w:rPr>
-          <w:lang w:val="zh_TW" w:bidi="zh_TW"/>
-        </w:rPr>
-        <w:t>）。他的回答既引人注目又具挑戰性：人們會看到假先知生活不潔（</w:t>
-      </w:r>
-      <w:hyperlink r:id="rId67">
-        <w:r>
-          <w:rPr>
-            <w:lang w:val="zh_TW" w:bidi="zh_TW"/>
-          </w:rPr>
-          <w:rPr>
-            <w:color w:val="0000EE"/>
-            <w:u w:val="single"/>
-          </w:rPr>
-          <w:t>11–14節</w:t>
-        </w:r>
-      </w:hyperlink>
-      <w:r>
-        <w:rPr>
-          <w:lang w:val="zh_TW" w:bidi="zh_TW"/>
-        </w:rPr>
-        <w:t>），他們的信息沒有任何道德譴責，反而鼓勵人們行在他們的罪中（</w:t>
-      </w:r>
-      <w:hyperlink r:id="rId68">
-        <w:r>
-          <w:rPr>
-            <w:lang w:val="zh_TW" w:bidi="zh_TW"/>
-          </w:rPr>
-          <w:rPr>
-            <w:color w:val="0000EE"/>
-            <w:u w:val="single"/>
-          </w:rPr>
-          <w:t>16–22節</w:t>
-        </w:r>
-      </w:hyperlink>
-      <w:r>
-        <w:rPr>
-          <w:lang w:val="zh_TW" w:bidi="zh_TW"/>
-        </w:rPr>
-        <w:t>）。</w:t>
-      </w:r>
-    </w:p>
-    <w:p>
-      <w:pPr>
-        <w:pStyle w:val="Heading3"/>
-      </w:pPr>
-      <w:r>
-        <w:rPr>
-          <w:lang w:val="zh_TW" w:bidi="zh_TW"/>
-        </w:rPr>
-        <w:t>先知的作用</w:t>
-      </w:r>
-    </w:p>
-    <w:p>
-      <w:pPr/>
-      <w:r>
-        <w:rPr>
-          <w:lang w:val="zh_TW" w:bidi="zh_TW"/>
-        </w:rPr>
-      </w:r>
-      <w:r>
-        <w:rPr>
-          <w:lang w:val="zh_TW" w:bidi="zh_TW"/>
-        </w:rPr>
-        <w:t>人們有時說先知不是「預言者」，而是「宣講者」。然而，就舊約而言，先知透過預言（預告神將要做的事）來宣講（宣告關於神的真理）。預言在舊約中既不是偶然的，也不是邊緣的活動；它是先知進行工作的方式。</w:t>
-      </w:r>
-      <w:hyperlink r:id="rId69">
-        <w:r>
-          <w:rPr>
-            <w:lang w:val="zh_TW" w:bidi="zh_TW"/>
-          </w:rPr>
-          <w:rPr>
-            <w:color w:val="0000EE"/>
-            <w:u w:val="single"/>
-          </w:rPr>
-          <w:t>申命記十八章9至15節</w:t>
-        </w:r>
-      </w:hyperlink>
-      <w:r>
-        <w:rPr>
-          <w:lang w:val="zh_TW" w:bidi="zh_TW"/>
-        </w:rPr>
-        <w:t>解釋先知在以色列的角色，經文表示，周圍的國家透過各種占卜方式來窺測未來（</w:t>
-      </w:r>
-      <w:hyperlink r:id="rId70">
-        <w:r>
-          <w:rPr>
-            <w:lang w:val="zh_TW" w:bidi="zh_TW"/>
-          </w:rPr>
-          <w:rPr>
-            <w:color w:val="0000EE"/>
-            <w:u w:val="single"/>
-          </w:rPr>
-          <w:t>10–11節</w:t>
-        </w:r>
-      </w:hyperlink>
-      <w:r>
-        <w:rPr>
-          <w:lang w:val="zh_TW" w:bidi="zh_TW"/>
-        </w:rPr>
-        <w:t>）；這些事情在耶和華眼中看為可憎，因此在以色列中明令禁止（</w:t>
-      </w:r>
-      <w:hyperlink r:id="rId71">
-        <w:r>
-          <w:rPr>
-            <w:lang w:val="zh_TW" w:bidi="zh_TW"/>
-          </w:rPr>
-          <w:rPr>
-            <w:color w:val="0000EE"/>
-            <w:u w:val="single"/>
-          </w:rPr>
-          <w:t>12節</w:t>
-        </w:r>
-      </w:hyperlink>
-      <w:r>
-        <w:rPr>
-          <w:lang w:val="zh_TW" w:bidi="zh_TW"/>
-        </w:rPr>
-        <w:t>）。以色列的獨特性在於，其他民族通過占卜者預測未來，而耶和華則賜給以色列一位先知（</w:t>
-      </w:r>
-      <w:hyperlink r:id="rId72">
-        <w:r>
-          <w:rPr>
-            <w:lang w:val="zh_TW" w:bidi="zh_TW"/>
-          </w:rPr>
-          <w:rPr>
-            <w:color w:val="0000EE"/>
-            <w:u w:val="single"/>
-          </w:rPr>
-          <w:t>13–15節</w:t>
-        </w:r>
-      </w:hyperlink>
-      <w:r>
-        <w:rPr>
-          <w:lang w:val="zh_TW" w:bidi="zh_TW"/>
-        </w:rPr>
-        <w:t>）。以利沙（</w:t>
-      </w:r>
-      <w:hyperlink r:id="rId73">
-        <w:r>
-          <w:rPr>
-            <w:lang w:val="zh_TW" w:bidi="zh_TW"/>
-          </w:rPr>
-          <w:rPr>
-            <w:color w:val="0000EE"/>
-            <w:u w:val="single"/>
-          </w:rPr>
-          <w:t>王下4:27</w:t>
-        </w:r>
-      </w:hyperlink>
-      <w:r>
-        <w:rPr>
-          <w:lang w:val="zh_TW" w:bidi="zh_TW"/>
-        </w:rPr>
-        <w:t>）因為神沒有告知，而感到驚訝；阿摩司教導說，「預先得知」是先知與神的團契的特權（</w:t>
-      </w:r>
-      <w:hyperlink r:id="rId74">
-        <w:r>
-          <w:rPr>
-            <w:lang w:val="zh_TW" w:bidi="zh_TW"/>
-          </w:rPr>
-          <w:rPr>
-            <w:color w:val="0000EE"/>
-            <w:u w:val="single"/>
-          </w:rPr>
-          <w:t>摩3:7</w:t>
-        </w:r>
-      </w:hyperlink>
-      <w:r>
-        <w:rPr>
-          <w:lang w:val="zh_TW" w:bidi="zh_TW"/>
-        </w:rPr>
-        <w:t>）。不過以色列的預言，與其他國家的預測完全不同，因為預言絕不只是對未來的好奇。</w:t>
-      </w:r>
-    </w:p>
-    <w:p>
-      <w:pPr/>
-      <w:r>
-        <w:rPr>
-          <w:lang w:val="zh_TW" w:bidi="zh_TW"/>
-        </w:rPr>
-      </w:r>
-      <w:r>
-        <w:rPr>
-          <w:lang w:val="zh_TW" w:bidi="zh_TW"/>
-        </w:rPr>
-        <w:t>首先，聖經的預言是從當下的需求而來。在</w:t>
-      </w:r>
-      <w:hyperlink r:id="rId75">
-        <w:r>
-          <w:rPr>
-            <w:lang w:val="zh_TW" w:bidi="zh_TW"/>
-          </w:rPr>
-          <w:rPr>
-            <w:color w:val="0000EE"/>
-            <w:u w:val="single"/>
-          </w:rPr>
-          <w:t>以賽亞書三十九章</w:t>
-        </w:r>
-      </w:hyperlink>
-      <w:r>
-        <w:rPr>
-          <w:lang w:val="zh_TW" w:bidi="zh_TW"/>
-        </w:rPr>
-        <w:t>中，希西家不忠於神，依賴與巴比倫的軍事協議來獲得安全，促使以賽亞書宣告未來巴比倫的擄掠。以賽亞並不是憑空捏造出「巴比倫」這個名字；而是他被召服事時，在情境中獲賜的。</w:t>
-      </w:r>
-    </w:p>
-    <w:p>
-      <w:pPr/>
-      <w:r>
-        <w:rPr>
-          <w:lang w:val="zh_TW" w:bidi="zh_TW"/>
-        </w:rPr>
-      </w:r>
-      <w:r>
-        <w:rPr>
-          <w:lang w:val="zh_TW" w:bidi="zh_TW"/>
-        </w:rPr>
-        <w:t>其次，預言旨在提供未來的知識，目的是帶來當下的道德改變。先知關於的道德勸誡，可以從耶和華即將做的事情找到解釋（比如</w:t>
-      </w:r>
-      <w:hyperlink r:id="rId76">
-        <w:r>
-          <w:rPr>
-            <w:lang w:val="zh_TW" w:bidi="zh_TW"/>
-          </w:rPr>
-          <w:rPr>
-            <w:color w:val="0000EE"/>
-            <w:u w:val="single"/>
-          </w:rPr>
-          <w:t>賽31:6–7</w:t>
-        </w:r>
-      </w:hyperlink>
-      <w:r>
-        <w:rPr>
-          <w:lang w:val="zh_TW" w:bidi="zh_TW"/>
-        </w:rPr>
-        <w:t>；</w:t>
-      </w:r>
-      <w:hyperlink r:id="rId77">
-        <w:r>
-          <w:rPr>
-            <w:lang w:val="zh_TW" w:bidi="zh_TW"/>
-          </w:rPr>
-          <w:rPr>
-            <w:color w:val="0000EE"/>
-            <w:u w:val="single"/>
-          </w:rPr>
-          <w:t>摩5:6</w:t>
-        </w:r>
-      </w:hyperlink>
-      <w:r>
-        <w:rPr>
-          <w:lang w:val="zh_TW" w:bidi="zh_TW"/>
-        </w:rPr>
-        <w:t>）。</w:t>
-      </w:r>
-    </w:p>
-    <w:p>
-      <w:pPr/>
-      <w:r>
-        <w:rPr>
-          <w:lang w:val="zh_TW" w:bidi="zh_TW"/>
-        </w:rPr>
-      </w:r>
-      <w:r>
-        <w:rPr>
-          <w:lang w:val="zh_TW" w:bidi="zh_TW"/>
-        </w:rPr>
-        <w:t>第三，預言的事件進程，旨在穩定真信徒在黑暗時期的信心。比如，以賽亞書中的幾處經文（</w:t>
-      </w:r>
-      <w:hyperlink r:id="rId78">
-        <w:r>
-          <w:rPr>
-            <w:lang w:val="zh_TW" w:bidi="zh_TW"/>
-          </w:rPr>
-          <w:rPr>
-            <w:color w:val="0000EE"/>
-            <w:u w:val="single"/>
-          </w:rPr>
-          <w:t>賽9:1–7</w:t>
-        </w:r>
-      </w:hyperlink>
-      <w:r>
-        <w:rPr>
-          <w:lang w:val="zh_TW" w:bidi="zh_TW"/>
-        </w:rPr>
-        <w:t>，</w:t>
-      </w:r>
-      <w:hyperlink r:id="rId79">
-        <w:r>
-          <w:rPr>
-            <w:lang w:val="zh_TW" w:bidi="zh_TW"/>
-          </w:rPr>
-          <w:rPr>
-            <w:color w:val="0000EE"/>
-            <w:u w:val="single"/>
-          </w:rPr>
-          <w:t>11:1–16</w:t>
-        </w:r>
-      </w:hyperlink>
-      <w:r>
-        <w:rPr>
-          <w:lang w:val="zh_TW" w:bidi="zh_TW"/>
-        </w:rPr>
-        <w:t>，</w:t>
-      </w:r>
-      <w:hyperlink r:id="rId80">
-        <w:r>
-          <w:rPr>
-            <w:lang w:val="zh_TW" w:bidi="zh_TW"/>
-          </w:rPr>
-          <w:rPr>
-            <w:color w:val="0000EE"/>
-            <w:u w:val="single"/>
-          </w:rPr>
-          <w:t>40:1–3</w:t>
-        </w:r>
-      </w:hyperlink>
-      <w:r>
-        <w:rPr>
-          <w:lang w:val="zh_TW" w:bidi="zh_TW"/>
-        </w:rPr>
-        <w:t>），能將目光從緊接的悲慘悲劇，提升到即將來臨的榮耀。</w:t>
-      </w:r>
-    </w:p>
-    <w:p>
-      <w:pPr>
-        <w:pStyle w:val="Heading3"/>
-      </w:pPr>
-      <w:r>
-        <w:rPr>
-          <w:lang w:val="zh_TW" w:bidi="zh_TW"/>
-        </w:rPr>
-        <w:t>傳講的方式</w:t>
-      </w:r>
-    </w:p>
-    <w:p>
-      <w:pPr/>
-      <w:r>
-        <w:rPr>
-          <w:lang w:val="zh_TW" w:bidi="zh_TW"/>
-        </w:rPr>
-      </w:r>
-      <w:r>
-        <w:rPr>
-          <w:lang w:val="zh_TW" w:bidi="zh_TW"/>
-        </w:rPr>
-        <w:t>在預言中，先知是在宣告——他們在傳揚神的奇妙作為（參</w:t>
-      </w:r>
-      <w:hyperlink r:id="rId81">
-        <w:r>
-          <w:rPr>
-            <w:lang w:val="zh_TW" w:bidi="zh_TW"/>
-          </w:rPr>
-          <w:rPr>
-            <w:color w:val="0000EE"/>
-            <w:u w:val="single"/>
-          </w:rPr>
-          <w:t>徒2:11、17</w:t>
-        </w:r>
-      </w:hyperlink>
-      <w:r>
-        <w:rPr>
-          <w:lang w:val="zh_TW" w:bidi="zh_TW"/>
-        </w:rPr>
-        <w:t>中預言的定義）。大多數情況下，這種宣告是通過言語直接傳達。先知是傳講話語的人。他們的話語就像神差遣的使者（</w:t>
-      </w:r>
-      <w:hyperlink r:id="rId82">
-        <w:r>
-          <w:rPr>
-            <w:lang w:val="zh_TW" w:bidi="zh_TW"/>
-          </w:rPr>
-          <w:rPr>
-            <w:color w:val="0000EE"/>
-            <w:u w:val="single"/>
-          </w:rPr>
-          <w:t>賽55:11</w:t>
-        </w:r>
-      </w:hyperlink>
-      <w:r>
-        <w:rPr>
-          <w:lang w:val="zh_TW" w:bidi="zh_TW"/>
-        </w:rPr>
-        <w:t>），具有</w:t>
-      </w:r>
-      <w:hyperlink r:id="rId83">
-        <w:r>
-          <w:rPr>
-            <w:lang w:val="zh_TW" w:bidi="zh_TW"/>
-          </w:rPr>
-          <w:rPr>
-            <w:color w:val="0000EE"/>
-            <w:u w:val="single"/>
-          </w:rPr>
-          <w:t>創世記一章3節</w:t>
-        </w:r>
-      </w:hyperlink>
-      <w:r>
-        <w:rPr>
-          <w:lang w:val="zh_TW" w:bidi="zh_TW"/>
-        </w:rPr>
-        <w:t>創造言語的所有屬神力量（參</w:t>
-      </w:r>
-      <w:hyperlink r:id="rId84">
-        <w:r>
-          <w:rPr>
-            <w:lang w:val="zh_TW" w:bidi="zh_TW"/>
-          </w:rPr>
-          <w:rPr>
-            <w:color w:val="0000EE"/>
-            <w:u w:val="single"/>
-          </w:rPr>
-          <w:t>詩33:6</w:t>
-        </w:r>
-      </w:hyperlink>
-      <w:r>
-        <w:rPr>
-          <w:lang w:val="zh_TW" w:bidi="zh_TW"/>
-        </w:rPr>
-        <w:t>）。有時，言語的效果會因為伴隨標誌或象徵動作而增強（比如</w:t>
-      </w:r>
-      <w:hyperlink r:id="rId85">
-        <w:r>
-          <w:rPr>
-            <w:lang w:val="zh_TW" w:bidi="zh_TW"/>
-          </w:rPr>
-          <w:rPr>
-            <w:color w:val="0000EE"/>
-            <w:u w:val="single"/>
-          </w:rPr>
-          <w:t>耶13:1–11</w:t>
-        </w:r>
-      </w:hyperlink>
-      <w:r>
-        <w:rPr>
-          <w:lang w:val="zh_TW" w:bidi="zh_TW"/>
-        </w:rPr>
-        <w:t>，</w:t>
-      </w:r>
-      <w:hyperlink r:id="rId86">
-        <w:r>
-          <w:rPr>
-            <w:lang w:val="zh_TW" w:bidi="zh_TW"/>
-          </w:rPr>
-          <w:rPr>
-            <w:color w:val="0000EE"/>
-            <w:u w:val="single"/>
-          </w:rPr>
-          <w:t>19章</w:t>
-        </w:r>
-      </w:hyperlink>
-      <w:r>
-        <w:rPr>
-          <w:lang w:val="zh_TW" w:bidi="zh_TW"/>
-        </w:rPr>
-        <w:t>；</w:t>
-      </w:r>
-      <w:hyperlink r:id="rId87">
-        <w:r>
-          <w:rPr>
-            <w:lang w:val="zh_TW" w:bidi="zh_TW"/>
-          </w:rPr>
-          <w:rPr>
-            <w:color w:val="0000EE"/>
-            <w:u w:val="single"/>
-          </w:rPr>
-          <w:t>結4:1–17</w:t>
-        </w:r>
-      </w:hyperlink>
-      <w:r>
-        <w:rPr>
-          <w:lang w:val="zh_TW" w:bidi="zh_TW"/>
-        </w:rPr>
-        <w:t>，</w:t>
-      </w:r>
-      <w:hyperlink r:id="rId88">
-        <w:r>
-          <w:rPr>
-            <w:lang w:val="zh_TW" w:bidi="zh_TW"/>
-          </w:rPr>
-          <w:rPr>
-            <w:color w:val="0000EE"/>
-            <w:u w:val="single"/>
-          </w:rPr>
-          <w:t>24:15–24</w:t>
-        </w:r>
-      </w:hyperlink>
-      <w:r>
-        <w:rPr>
-          <w:lang w:val="zh_TW" w:bidi="zh_TW"/>
-        </w:rPr>
-        <w:t>），或與某人緊密相連（</w:t>
-      </w:r>
-      <w:hyperlink r:id="rId89">
-        <w:r>
-          <w:rPr>
-            <w:lang w:val="zh_TW" w:bidi="zh_TW"/>
-          </w:rPr>
-          <w:rPr>
-            <w:color w:val="0000EE"/>
-            <w:u w:val="single"/>
-          </w:rPr>
-          <w:t>賽7:3</w:t>
-        </w:r>
-      </w:hyperlink>
-      <w:r>
-        <w:rPr>
-          <w:lang w:val="zh_TW" w:bidi="zh_TW"/>
-        </w:rPr>
-        <w:t>；參</w:t>
-      </w:r>
-      <w:hyperlink r:id="rId90">
-        <w:r>
-          <w:rPr>
-            <w:lang w:val="zh_TW" w:bidi="zh_TW"/>
-          </w:rPr>
-          <w:rPr>
-            <w:color w:val="0000EE"/>
-            <w:u w:val="single"/>
-          </w:rPr>
-          <w:t>8:1–4</w:t>
-        </w:r>
-      </w:hyperlink>
-      <w:r>
-        <w:rPr>
-          <w:lang w:val="zh_TW" w:bidi="zh_TW"/>
-        </w:rPr>
-        <w:t>）。這些事物就像視覺輔助，使在場的人更清楚理解言語。象徵動作（有時稱為「行出來的神諭」）的目的，似乎不僅為了幫助理解，而是為了賦予言語更多力量和效果，因為它像使者一樣被送入那種情境中。這是從</w:t>
-      </w:r>
-      <w:hyperlink r:id="rId91">
-        <w:r>
-          <w:rPr>
-            <w:lang w:val="zh_TW" w:bidi="zh_TW"/>
-          </w:rPr>
-          <w:rPr>
-            <w:color w:val="0000EE"/>
-            <w:u w:val="single"/>
-          </w:rPr>
-          <w:t>列王紀下十三章14至19節</w:t>
-        </w:r>
-      </w:hyperlink>
-      <w:r>
-        <w:rPr>
-          <w:lang w:val="zh_TW" w:bidi="zh_TW"/>
-        </w:rPr>
-        <w:t>中得出的結論，王在行動中「展現」言語的程度，決定了言語能否有效促成事件發生。</w:t>
-      </w:r>
-    </w:p>
-    <w:p>
-      <w:pPr/>
-      <w:r>
-        <w:rPr>
-          <w:lang w:val="zh_TW" w:bidi="zh_TW"/>
-        </w:rPr>
-      </w:r>
-      <w:r>
-        <w:rPr>
-          <w:lang w:val="zh_TW" w:bidi="zh_TW"/>
-        </w:rPr>
-        <w:t>先知的話語，最終體現在保存下來的書卷中。</w:t>
-      </w:r>
-      <w:hyperlink r:id="rId92">
-        <w:r>
-          <w:rPr>
-            <w:lang w:val="zh_TW" w:bidi="zh_TW"/>
-          </w:rPr>
-          <w:rPr>
-            <w:color w:val="0000EE"/>
-            <w:u w:val="single"/>
-          </w:rPr>
-          <w:t>耶利米書三十六章</w:t>
-        </w:r>
-      </w:hyperlink>
-      <w:r>
-        <w:rPr>
-          <w:lang w:val="zh_TW" w:bidi="zh_TW"/>
-        </w:rPr>
-        <w:t>可以作為實例，說明先知花費時間和精力，將他們的口傳信息記錄在寫作中，是逐字逐句的謹慎記錄（</w:t>
-      </w:r>
-      <w:hyperlink r:id="rId93">
-        <w:r>
-          <w:rPr>
-            <w:lang w:val="zh_TW" w:bidi="zh_TW"/>
-          </w:rPr>
-          <w:rPr>
-            <w:color w:val="0000EE"/>
-            <w:u w:val="single"/>
-          </w:rPr>
-          <w:t>耶36:6、17–18</w:t>
-        </w:r>
-      </w:hyperlink>
-      <w:r>
-        <w:rPr>
-          <w:lang w:val="zh_TW" w:bidi="zh_TW"/>
-        </w:rPr>
-        <w:t>）。不過，信息本身的實際文學形式，也講述同樣的故事。我們在先知書中看到的內容，不可能是他們宣講話語的形式，而是他們保存（並整理）所講信息時，經過深思熟慮的措辭。可以理解的是，那些意識到自己在傳達神的話語的人，會確保這些話語不會流失。我們自然可以認為，每位先知都保存了其事工的書面記錄。我們不知道，也無從得知，以每位先知名字命名的書卷，其最終成果是否直接由該先知完成。比如，按照以賽亞書或阿摩司書精心安排的方式，我們最適宜假設書卷的作者同時也是書卷的編輯。</w:t>
-      </w:r>
-    </w:p>
-    <w:p>
-      <w:pPr/>
-      <w:r>
-        <w:rPr>
-          <w:lang w:val="zh_TW" w:bidi="zh_TW"/>
-        </w:rPr>
-      </w:r>
-      <w:r>
-        <w:rPr>
-          <w:i/>
-          <w:lang w:val="zh_TW" w:bidi="zh_TW"/>
-        </w:rPr>
-        <w:t>另見</w:t>
-      </w:r>
-      <w:r>
-        <w:rPr>
-          <w:lang w:val="zh_TW" w:bidi="zh_TW"/>
-        </w:rPr>
-        <w:t xml:space="preserve"> </w:t>
-      </w:r>
-      <w:r>
-        <w:rPr>
-          <w:lang w:val="zh_TW" w:bidi="zh_TW"/>
-        </w:rPr>
-        <w:t>預言</w:t>
-      </w:r>
-      <w:r>
-        <w:rPr>
-          <w:lang w:val="zh_TW" w:bidi="zh_TW"/>
-        </w:rPr>
-        <w:t>；</w:t>
-      </w:r>
-      <w:r>
-        <w:rPr>
-          <w:lang w:val="zh_TW" w:bidi="zh_TW"/>
-        </w:rPr>
-        <w:t>假先知</w:t>
-      </w:r>
-      <w:r>
-        <w:rPr>
-          <w:lang w:val="zh_TW" w:bidi="zh_TW"/>
-        </w:rPr>
-        <w:t>。</w:t>
+        <w:t>民宅建築高度發展，房屋多為兩層樓，包含許多房間（10到20間），有時還設有私人小禮拜堂。考古學家發現了小型黏土宗教雕像（</w:t>
+      </w:r>
+      <w:r>
+        <w:rPr>
+          <w:lang w:val="zh_TW" w:bidi="zh_TW"/>
+        </w:rPr>
+        <w:t>家中的神像〔</w:t>
+      </w:r>
+      <w:r>
+        <w:rPr>
+          <w:lang w:val="zh_TW" w:bidi="zh_TW"/>
+        </w:rPr>
+        <w:t>teraphim</w:t>
+      </w:r>
+      <w:r>
+        <w:rPr>
+          <w:lang w:val="zh_TW" w:bidi="zh_TW"/>
+        </w:rPr>
+        <w:t>〕</w:t>
+      </w:r>
+      <w:r>
+        <w:rPr>
+          <w:lang w:val="zh_TW" w:bidi="zh_TW"/>
+        </w:rPr>
+        <w:t>或家中的偶像）。許多由貴金屬和其它昂貴材料製成的藝術品已被挖掘出來，特別是在王室墓穴中。這些墓穴中還發現了陪葬者的遺骸，他們想必是在皇室成員下葬時被處死，以便在來世陪伴主人。</w:t>
       </w:r>
       <w:r>
         <w:rPr>
@@ -4318,6 +3656,18 @@
   </w:num>
   <w:num w:numId="13" w16cid:durableId="592781308">
     <w:abstractNumId w:val="11"/>
+  </w:num>
+  <w:num w:numId="14">
+    <w:abstractNumId w:val="3"/>
+    <w:lvlOverride w:ilvl="0">
+      <w:startOverride w:val="1"/>
+    </w:lvlOverride>
+  </w:num>
+  <w:num w:numId="15">
+    <w:abstractNumId w:val="3"/>
+    <w:lvlOverride w:ilvl="0">
+      <w:startOverride w:val="1"/>
+    </w:lvlOverride>
   </w:num>
   <w:numIdMacAtCleanup w:val="10"/>
 </w:numbering>

--- a/zht/docx/185.content.docx
+++ b/zht/docx/185.content.docx
@@ -247,18 +247,12 @@
         </w:rPr>
         <w:t>聖經中的幾個詞語可以視為不同形式的巫術。</w:t>
       </w:r>
-      <w:hyperlink r:id="rId13">
-        <w:r>
-          <w:rPr>
-            <w:lang w:val="zh_TW" w:bidi="zh_TW"/>
-          </w:rPr>
-          <w:rPr>
-            <w:color w:val="0000EE"/>
-            <w:u w:val="single"/>
-          </w:rPr>
-          <w:t>申命記十八章9至14節</w:t>
-        </w:r>
-      </w:hyperlink>
+      <w:r>
+        <w:rPr>
+          <w:lang w:val="zh_TW" w:bidi="zh_TW"/>
+        </w:rPr>
+        <w:t>申命記十八章9至14節</w:t>
+      </w:r>
       <w:r>
         <w:rPr>
           <w:lang w:val="zh_TW" w:bidi="zh_TW"/>
@@ -290,36 +284,24 @@
         </w:rPr>
         <w:t>舊約聖經出埃及記提到過埃及的術士與摩西較量。聖經並沒有把術士起初的成功視為單純的戲法，因為他們起初確實成功模仿了其中一些神蹟（</w:t>
       </w:r>
-      <w:hyperlink r:id="rId14">
-        <w:r>
-          <w:rPr>
-            <w:lang w:val="zh_TW" w:bidi="zh_TW"/>
-          </w:rPr>
-          <w:rPr>
-            <w:color w:val="0000EE"/>
-            <w:u w:val="single"/>
-          </w:rPr>
-          <w:t>出7–8章</w:t>
-        </w:r>
-      </w:hyperlink>
+      <w:r>
+        <w:rPr>
+          <w:lang w:val="zh_TW" w:bidi="zh_TW"/>
+        </w:rPr>
+        <w:t>出7–8章</w:t>
+      </w:r>
       <w:r>
         <w:rPr>
           <w:lang w:val="zh_TW" w:bidi="zh_TW"/>
         </w:rPr>
         <w:t>）。然而，到了</w:t>
       </w:r>
-      <w:hyperlink r:id="rId15">
-        <w:r>
-          <w:rPr>
-            <w:lang w:val="zh_TW" w:bidi="zh_TW"/>
-          </w:rPr>
-          <w:rPr>
-            <w:color w:val="0000EE"/>
-            <w:u w:val="single"/>
-          </w:rPr>
-          <w:t>出埃及記八至九章</w:t>
-        </w:r>
-      </w:hyperlink>
+      <w:r>
+        <w:rPr>
+          <w:lang w:val="zh_TW" w:bidi="zh_TW"/>
+        </w:rPr>
+        <w:t>出埃及記八至九章</w:t>
+      </w:r>
       <w:r>
         <w:rPr>
           <w:lang w:val="zh_TW" w:bidi="zh_TW"/>
@@ -351,18 +333,12 @@
         </w:rPr>
         <w:t>新約聖經在使徒行傳中談到巫術。腓利到了撒馬利亞，遇見一位名叫西門的術士。西門藉著行邪術使眾人大為驚奇，因而聲名大噪（</w:t>
       </w:r>
-      <w:hyperlink r:id="rId16">
-        <w:r>
-          <w:rPr>
-            <w:lang w:val="zh_TW" w:bidi="zh_TW"/>
-          </w:rPr>
-          <w:rPr>
-            <w:color w:val="0000EE"/>
-            <w:u w:val="single"/>
-          </w:rPr>
-          <w:t>徒8:11</w:t>
-        </w:r>
-      </w:hyperlink>
+      <w:r>
+        <w:rPr>
+          <w:lang w:val="zh_TW" w:bidi="zh_TW"/>
+        </w:rPr>
+        <w:t>徒8:11</w:t>
+      </w:r>
       <w:r>
         <w:rPr>
           <w:lang w:val="zh_TW" w:bidi="zh_TW"/>
@@ -383,18 +359,12 @@
         </w:rPr>
         <w:t>另一段重要的經文是</w:t>
       </w:r>
-      <w:hyperlink r:id="rId17">
-        <w:r>
-          <w:rPr>
-            <w:lang w:val="zh_TW" w:bidi="zh_TW"/>
-          </w:rPr>
-          <w:rPr>
-            <w:color w:val="0000EE"/>
-            <w:u w:val="single"/>
-          </w:rPr>
-          <w:t>使徒行傳十九章11至20節</w:t>
-        </w:r>
-      </w:hyperlink>
+      <w:r>
+        <w:rPr>
+          <w:lang w:val="zh_TW" w:bidi="zh_TW"/>
+        </w:rPr>
+        <w:t>使徒行傳十九章11至20節</w:t>
+      </w:r>
       <w:r>
         <w:rPr>
           <w:lang w:val="zh_TW" w:bidi="zh_TW"/>
@@ -415,18 +385,12 @@
         </w:rPr>
         <w:t>聖經最後一卷書啟示錄嚴厲地譴責巫術。行邪術的人要被扔在火湖裡（</w:t>
       </w:r>
-      <w:hyperlink r:id="rId18">
-        <w:r>
-          <w:rPr>
-            <w:lang w:val="zh_TW" w:bidi="zh_TW"/>
-          </w:rPr>
-          <w:rPr>
-            <w:color w:val="0000EE"/>
-            <w:u w:val="single"/>
-          </w:rPr>
-          <w:t>啟21:8</w:t>
-        </w:r>
-      </w:hyperlink>
+      <w:r>
+        <w:rPr>
+          <w:lang w:val="zh_TW" w:bidi="zh_TW"/>
+        </w:rPr>
+        <w:t>啟21:8</w:t>
+      </w:r>
       <w:r>
         <w:rPr>
           <w:lang w:val="zh_TW" w:bidi="zh_TW"/>
@@ -609,36 +573,24 @@
         </w:rPr>
         <w:t>約坍的兒子，屬於閃族支系中希伯的後裔（</w:t>
       </w:r>
-      <w:hyperlink r:id="rId19">
-        <w:r>
-          <w:rPr>
-            <w:lang w:val="zh_TW" w:bidi="zh_TW"/>
-          </w:rPr>
-          <w:rPr>
-            <w:color w:val="0000EE"/>
-            <w:u w:val="single"/>
-          </w:rPr>
-          <w:t>創10:27</w:t>
-        </w:r>
-      </w:hyperlink>
+      <w:r>
+        <w:rPr>
+          <w:lang w:val="zh_TW" w:bidi="zh_TW"/>
+        </w:rPr>
+        <w:t>創10:27</w:t>
+      </w:r>
       <w:r>
         <w:rPr>
           <w:lang w:val="zh_TW" w:bidi="zh_TW"/>
         </w:rPr>
         <w:t>；</w:t>
       </w:r>
-      <w:hyperlink r:id="rId20">
-        <w:r>
-          <w:rPr>
-            <w:lang w:val="zh_TW" w:bidi="zh_TW"/>
-          </w:rPr>
-          <w:rPr>
-            <w:color w:val="0000EE"/>
-            <w:u w:val="single"/>
-          </w:rPr>
-          <w:t>代上1:21</w:t>
-        </w:r>
-      </w:hyperlink>
+      <w:r>
+        <w:rPr>
+          <w:lang w:val="zh_TW" w:bidi="zh_TW"/>
+        </w:rPr>
+        <w:t>代上1:21</w:t>
+      </w:r>
       <w:r>
         <w:rPr>
           <w:lang w:val="zh_TW" w:bidi="zh_TW"/>
@@ -693,90 +645,60 @@
         </w:rPr>
         <w:t>烏斯是約伯的故鄉（</w:t>
       </w:r>
-      <w:hyperlink r:id="rId21">
-        <w:r>
-          <w:rPr>
-            <w:lang w:val="zh_TW" w:bidi="zh_TW"/>
-          </w:rPr>
-          <w:rPr>
-            <w:color w:val="0000EE"/>
-            <w:u w:val="single"/>
-          </w:rPr>
-          <w:t>伯1:1</w:t>
-        </w:r>
-      </w:hyperlink>
+      <w:r>
+        <w:rPr>
+          <w:lang w:val="zh_TW" w:bidi="zh_TW"/>
+        </w:rPr>
+        <w:t>伯1:1</w:t>
+      </w:r>
       <w:r>
         <w:rPr>
           <w:lang w:val="zh_TW" w:bidi="zh_TW"/>
         </w:rPr>
         <w:t>）。這個地名與以東並列出現，並與西珥的何利人族譜中的烏斯有關（</w:t>
       </w:r>
-      <w:hyperlink r:id="rId22">
-        <w:r>
-          <w:rPr>
-            <w:lang w:val="zh_TW" w:bidi="zh_TW"/>
-          </w:rPr>
-          <w:rPr>
-            <w:color w:val="0000EE"/>
-            <w:u w:val="single"/>
-          </w:rPr>
-          <w:t>哀4:21</w:t>
-        </w:r>
-      </w:hyperlink>
+      <w:r>
+        <w:rPr>
+          <w:lang w:val="zh_TW" w:bidi="zh_TW"/>
+        </w:rPr>
+        <w:t>哀4:21</w:t>
+      </w:r>
       <w:r>
         <w:rPr>
           <w:lang w:val="zh_TW" w:bidi="zh_TW"/>
         </w:rPr>
         <w:t>）。然而約伯記中並未明確地標示出烏斯地的具體位置，但書中提到「東方人」（Kedem）居住在那裡（</w:t>
       </w:r>
-      <w:hyperlink r:id="rId23">
-        <w:r>
-          <w:rPr>
-            <w:lang w:val="zh_TW" w:bidi="zh_TW"/>
-          </w:rPr>
-          <w:rPr>
-            <w:color w:val="0000EE"/>
-            <w:u w:val="single"/>
-          </w:rPr>
-          <w:t>伯1:3</w:t>
-        </w:r>
-      </w:hyperlink>
+      <w:r>
+        <w:rPr>
+          <w:lang w:val="zh_TW" w:bidi="zh_TW"/>
+        </w:rPr>
+        <w:t>伯1:3</w:t>
+      </w:r>
       <w:r>
         <w:rPr>
           <w:lang w:val="zh_TW" w:bidi="zh_TW"/>
         </w:rPr>
         <w:t>）。經文還提到烏斯靠近曠野（</w:t>
       </w:r>
-      <w:hyperlink r:id="rId24">
-        <w:r>
-          <w:rPr>
-            <w:lang w:val="zh_TW" w:bidi="zh_TW"/>
-          </w:rPr>
-          <w:rPr>
-            <w:color w:val="0000EE"/>
-            <w:u w:val="single"/>
-          </w:rPr>
-          <w:t>15</w:t>
-        </w:r>
-      </w:hyperlink>
+      <w:r>
+        <w:rPr>
+          <w:lang w:val="zh_TW" w:bidi="zh_TW"/>
+        </w:rPr>
+        <w:t>15</w:t>
+      </w:r>
       <w:r>
         <w:rPr>
           <w:lang w:val="zh_TW" w:bidi="zh_TW"/>
         </w:rPr>
         <w:t>節），而且鄰近迦勒底人（</w:t>
       </w:r>
-      <w:hyperlink r:id="rId25">
-        <w:r>
-          <w:rPr>
-            <w:lang w:val="zh_TW" w:bidi="zh_TW"/>
-          </w:rPr>
-          <w:rPr>
-            <w:color w:val="0000EE"/>
-            <w:u w:val="single"/>
-          </w:rPr>
-          <w:t>17</w:t>
-        </w:r>
-      </w:hyperlink>
+      <w:r>
+        <w:rPr>
+          <w:lang w:val="zh_TW" w:bidi="zh_TW"/>
+        </w:rPr>
+        <w:t>17</w:t>
+      </w:r>
       <w:r>
         <w:rPr>
           <w:lang w:val="zh_TW" w:bidi="zh_TW"/>
@@ -797,18 +719,12 @@
         </w:rPr>
         <w:t>由於烏斯與以東有著上述聯繫，這有力地暗示了烏斯地是由何利人西珥的後裔所居住。在約伯記希臘文譯本末尾的一段經文進一步支持了這個觀點：「因為他住在以東與阿拉伯交界處的烏斯地。」除此之外，某些古代傳統認為約伯的故鄉位在巴珊。約瑟夫（Josephus）亦參照亞蘭族譜中的烏斯（</w:t>
       </w:r>
-      <w:hyperlink r:id="rId26">
-        <w:r>
-          <w:rPr>
-            <w:lang w:val="zh_TW" w:bidi="zh_TW"/>
-          </w:rPr>
-          <w:rPr>
-            <w:color w:val="0000EE"/>
-            <w:u w:val="single"/>
-          </w:rPr>
-          <w:t>創10:23</w:t>
-        </w:r>
-      </w:hyperlink>
+      <w:r>
+        <w:rPr>
+          <w:lang w:val="zh_TW" w:bidi="zh_TW"/>
+        </w:rPr>
+        <w:t>創10:23</w:t>
+      </w:r>
       <w:r>
         <w:rPr>
           <w:lang w:val="zh_TW" w:bidi="zh_TW"/>
@@ -905,36 +821,24 @@
         </w:rPr>
         <w:t>亞蘭的長子，也是閃的後代（</w:t>
       </w:r>
-      <w:hyperlink r:id="rId26">
-        <w:r>
-          <w:rPr>
-            <w:lang w:val="zh_TW" w:bidi="zh_TW"/>
-          </w:rPr>
-          <w:rPr>
-            <w:color w:val="0000EE"/>
-            <w:u w:val="single"/>
-          </w:rPr>
-          <w:t>創10:23</w:t>
-        </w:r>
-      </w:hyperlink>
+      <w:r>
+        <w:rPr>
+          <w:lang w:val="zh_TW" w:bidi="zh_TW"/>
+        </w:rPr>
+        <w:t>創10:23</w:t>
+      </w:r>
       <w:r>
         <w:rPr>
           <w:lang w:val="zh_TW" w:bidi="zh_TW"/>
         </w:rPr>
         <w:t>）。在</w:t>
       </w:r>
-      <w:hyperlink r:id="rId27">
-        <w:r>
-          <w:rPr>
-            <w:lang w:val="zh_TW" w:bidi="zh_TW"/>
-          </w:rPr>
-          <w:rPr>
-            <w:color w:val="0000EE"/>
-            <w:u w:val="single"/>
-          </w:rPr>
-          <w:t>歷代志上一章17節</w:t>
-        </w:r>
-      </w:hyperlink>
+      <w:r>
+        <w:rPr>
+          <w:lang w:val="zh_TW" w:bidi="zh_TW"/>
+        </w:rPr>
+        <w:t>歷代志上一章17節</w:t>
+      </w:r>
       <w:r>
         <w:rPr>
           <w:lang w:val="zh_TW" w:bidi="zh_TW"/>
@@ -971,18 +875,12 @@
         </w:rPr>
         <w:t>亞伯拉罕的兄弟拿鶴與其妾密迦所生的長子（</w:t>
       </w:r>
-      <w:hyperlink r:id="rId28">
-        <w:r>
-          <w:rPr>
-            <w:lang w:val="zh_TW" w:bidi="zh_TW"/>
-          </w:rPr>
-          <w:rPr>
-            <w:color w:val="0000EE"/>
-            <w:u w:val="single"/>
-          </w:rPr>
-          <w:t>創22:21</w:t>
-        </w:r>
-      </w:hyperlink>
+      <w:r>
+        <w:rPr>
+          <w:lang w:val="zh_TW" w:bidi="zh_TW"/>
+        </w:rPr>
+        <w:t>創22:21</w:t>
+      </w:r>
       <w:r>
         <w:rPr>
           <w:lang w:val="zh_TW" w:bidi="zh_TW"/>
@@ -1007,36 +905,24 @@
         </w:rPr>
         <w:t>底珊的兒子，何利人西珥的子孫（</w:t>
       </w:r>
-      <w:hyperlink r:id="rId29">
-        <w:r>
-          <w:rPr>
-            <w:lang w:val="zh_TW" w:bidi="zh_TW"/>
-          </w:rPr>
-          <w:rPr>
-            <w:color w:val="0000EE"/>
-            <w:u w:val="single"/>
-          </w:rPr>
-          <w:t>創36:28</w:t>
-        </w:r>
-      </w:hyperlink>
+      <w:r>
+        <w:rPr>
+          <w:lang w:val="zh_TW" w:bidi="zh_TW"/>
+        </w:rPr>
+        <w:t>創36:28</w:t>
+      </w:r>
       <w:r>
         <w:rPr>
           <w:lang w:val="zh_TW" w:bidi="zh_TW"/>
         </w:rPr>
         <w:t>；</w:t>
       </w:r>
-      <w:hyperlink r:id="rId30">
-        <w:r>
-          <w:rPr>
-            <w:lang w:val="zh_TW" w:bidi="zh_TW"/>
-          </w:rPr>
-          <w:rPr>
-            <w:color w:val="0000EE"/>
-            <w:u w:val="single"/>
-          </w:rPr>
-          <w:t>代上1:42</w:t>
-        </w:r>
-      </w:hyperlink>
+      <w:r>
+        <w:rPr>
+          <w:lang w:val="zh_TW" w:bidi="zh_TW"/>
+        </w:rPr>
+        <w:t>代上1:42</w:t>
+      </w:r>
       <w:r>
         <w:rPr>
           <w:lang w:val="zh_TW" w:bidi="zh_TW"/>
@@ -1091,18 +977,12 @@
         </w:rPr>
         <w:t>在</w:t>
       </w:r>
-      <w:hyperlink r:id="rId28">
-        <w:r>
-          <w:rPr>
-            <w:lang w:val="zh_TW" w:bidi="zh_TW"/>
-          </w:rPr>
-          <w:rPr>
-            <w:color w:val="0000EE"/>
-            <w:u w:val="single"/>
-          </w:rPr>
-          <w:t>創世記二十二章21節</w:t>
-        </w:r>
-      </w:hyperlink>
+      <w:r>
+        <w:rPr>
+          <w:lang w:val="zh_TW" w:bidi="zh_TW"/>
+        </w:rPr>
+        <w:t>創世記二十二章21節</w:t>
+      </w:r>
       <w:r>
         <w:rPr>
           <w:lang w:val="zh_TW" w:bidi="zh_TW"/>
@@ -1192,162 +1072,108 @@
         </w:rPr>
         <w:t>利未支派哥轄最小的兒子。烏薛成為哥轄族中烏薛宗族的族長（</w:t>
       </w:r>
-      <w:hyperlink r:id="rId31">
-        <w:r>
-          <w:rPr>
-            <w:lang w:val="zh_TW" w:bidi="zh_TW"/>
-          </w:rPr>
-          <w:rPr>
-            <w:color w:val="0000EE"/>
-            <w:u w:val="single"/>
-          </w:rPr>
-          <w:t>出6:18</w:t>
-        </w:r>
-      </w:hyperlink>
+      <w:r>
+        <w:rPr>
+          <w:lang w:val="zh_TW" w:bidi="zh_TW"/>
+        </w:rPr>
+        <w:t>出6:18</w:t>
+      </w:r>
       <w:r>
         <w:rPr>
           <w:lang w:val="zh_TW" w:bidi="zh_TW"/>
         </w:rPr>
         <w:t>；</w:t>
       </w:r>
-      <w:hyperlink r:id="rId32">
-        <w:r>
-          <w:rPr>
-            <w:lang w:val="zh_TW" w:bidi="zh_TW"/>
-          </w:rPr>
-          <w:rPr>
-            <w:color w:val="0000EE"/>
-            <w:u w:val="single"/>
-          </w:rPr>
-          <w:t>民3:19</w:t>
-        </w:r>
-      </w:hyperlink>
+      <w:r>
+        <w:rPr>
+          <w:lang w:val="zh_TW" w:bidi="zh_TW"/>
+        </w:rPr>
+        <w:t>民3:19</w:t>
+      </w:r>
       <w:r>
         <w:rPr>
           <w:lang w:val="zh_TW" w:bidi="zh_TW"/>
         </w:rPr>
         <w:t>、</w:t>
       </w:r>
-      <w:hyperlink r:id="rId32">
-        <w:r>
-          <w:rPr>
-            <w:lang w:val="zh_TW" w:bidi="zh_TW"/>
-          </w:rPr>
-          <w:rPr>
-            <w:color w:val="0000EE"/>
-            <w:u w:val="single"/>
-          </w:rPr>
-          <w:t>27</w:t>
-        </w:r>
-      </w:hyperlink>
+      <w:r>
+        <w:rPr>
+          <w:lang w:val="zh_TW" w:bidi="zh_TW"/>
+        </w:rPr>
+        <w:t>27</w:t>
+      </w:r>
       <w:r>
         <w:rPr>
           <w:lang w:val="zh_TW" w:bidi="zh_TW"/>
         </w:rPr>
         <w:t>、</w:t>
       </w:r>
-      <w:hyperlink r:id="rId32">
-        <w:r>
-          <w:rPr>
-            <w:lang w:val="zh_TW" w:bidi="zh_TW"/>
-          </w:rPr>
-          <w:rPr>
-            <w:color w:val="0000EE"/>
-            <w:u w:val="single"/>
-          </w:rPr>
-          <w:t>30</w:t>
-        </w:r>
-      </w:hyperlink>
+      <w:r>
+        <w:rPr>
+          <w:lang w:val="zh_TW" w:bidi="zh_TW"/>
+        </w:rPr>
+        <w:t>30</w:t>
+      </w:r>
       <w:r>
         <w:rPr>
           <w:lang w:val="zh_TW" w:bidi="zh_TW"/>
         </w:rPr>
         <w:t>；</w:t>
       </w:r>
-      <w:hyperlink r:id="rId33">
-        <w:r>
-          <w:rPr>
-            <w:lang w:val="zh_TW" w:bidi="zh_TW"/>
-          </w:rPr>
-          <w:rPr>
-            <w:color w:val="0000EE"/>
-            <w:u w:val="single"/>
-          </w:rPr>
-          <w:t>代上26:23</w:t>
-        </w:r>
-      </w:hyperlink>
+      <w:r>
+        <w:rPr>
+          <w:lang w:val="zh_TW" w:bidi="zh_TW"/>
+        </w:rPr>
+        <w:t>代上26:23</w:t>
+      </w:r>
       <w:r>
         <w:rPr>
           <w:lang w:val="zh_TW" w:bidi="zh_TW"/>
         </w:rPr>
         <w:t>）。烏薛是亞倫的叔叔；當拿答和亞比戶因悖逆雅巍（耶和華）而喪命後，烏薛的兒子米沙利和以利撒反將拿答和亞比戶的屍體抬到營外（</w:t>
       </w:r>
-      <w:hyperlink r:id="rId34">
-        <w:r>
-          <w:rPr>
-            <w:lang w:val="zh_TW" w:bidi="zh_TW"/>
-          </w:rPr>
-          <w:rPr>
-            <w:color w:val="0000EE"/>
-            <w:u w:val="single"/>
-          </w:rPr>
-          <w:t>出6:22</w:t>
-        </w:r>
-      </w:hyperlink>
+      <w:r>
+        <w:rPr>
+          <w:lang w:val="zh_TW" w:bidi="zh_TW"/>
+        </w:rPr>
+        <w:t>出6:22</w:t>
+      </w:r>
       <w:r>
         <w:rPr>
           <w:lang w:val="zh_TW" w:bidi="zh_TW"/>
         </w:rPr>
         <w:t>；</w:t>
       </w:r>
-      <w:hyperlink r:id="rId35">
-        <w:r>
-          <w:rPr>
-            <w:lang w:val="zh_TW" w:bidi="zh_TW"/>
-          </w:rPr>
-          <w:rPr>
-            <w:color w:val="0000EE"/>
-            <w:u w:val="single"/>
-          </w:rPr>
-          <w:t>利10:4</w:t>
-        </w:r>
-      </w:hyperlink>
+      <w:r>
+        <w:rPr>
+          <w:lang w:val="zh_TW" w:bidi="zh_TW"/>
+        </w:rPr>
+        <w:t>利10:4</w:t>
+      </w:r>
       <w:r>
         <w:rPr>
           <w:lang w:val="zh_TW" w:bidi="zh_TW"/>
         </w:rPr>
         <w:t>）。有幾位烏薛的後裔在以色列歷史上相當重要：亞米拿達在大衛將約櫃運到耶路撒冷時帶領了迎接的隊伍（</w:t>
       </w:r>
-      <w:hyperlink r:id="rId36">
-        <w:r>
-          <w:rPr>
-            <w:lang w:val="zh_TW" w:bidi="zh_TW"/>
-          </w:rPr>
-          <w:rPr>
-            <w:color w:val="0000EE"/>
-            <w:u w:val="single"/>
-          </w:rPr>
-          <w:t>代上15:10</w:t>
-        </w:r>
-      </w:hyperlink>
+      <w:r>
+        <w:rPr>
+          <w:lang w:val="zh_TW" w:bidi="zh_TW"/>
+        </w:rPr>
+        <w:t>代上15:10</w:t>
+      </w:r>
       <w:r>
         <w:rPr>
           <w:lang w:val="zh_TW" w:bidi="zh_TW"/>
         </w:rPr>
         <w:t>）；米迦和耶西雅在所羅門作王期間是利未人的領袖（</w:t>
       </w:r>
-      <w:hyperlink r:id="rId37">
-        <w:r>
-          <w:rPr>
-            <w:lang w:val="zh_TW" w:bidi="zh_TW"/>
-          </w:rPr>
-          <w:rPr>
-            <w:color w:val="0000EE"/>
-            <w:u w:val="single"/>
-          </w:rPr>
-          <w:t>代上23:20</w:t>
-        </w:r>
-      </w:hyperlink>
+      <w:r>
+        <w:rPr>
+          <w:lang w:val="zh_TW" w:bidi="zh_TW"/>
+        </w:rPr>
+        <w:t>代上23:20</w:t>
+      </w:r>
       <w:r>
         <w:rPr>
           <w:lang w:val="zh_TW" w:bidi="zh_TW"/>
@@ -1372,18 +1198,12 @@
         </w:rPr>
         <w:t>以示（示每人的領袖之一）的兒子。希西家作王時，烏薛率領西緬人的勇士在西珥擊敗亞瑪力人（</w:t>
       </w:r>
-      <w:hyperlink r:id="rId38">
-        <w:r>
-          <w:rPr>
-            <w:lang w:val="zh_TW" w:bidi="zh_TW"/>
-          </w:rPr>
-          <w:rPr>
-            <w:color w:val="0000EE"/>
-            <w:u w:val="single"/>
-          </w:rPr>
-          <w:t>代上4:42</w:t>
-        </w:r>
-      </w:hyperlink>
+      <w:r>
+        <w:rPr>
+          <w:lang w:val="zh_TW" w:bidi="zh_TW"/>
+        </w:rPr>
+        <w:t>代上4:42</w:t>
+      </w:r>
       <w:r>
         <w:rPr>
           <w:lang w:val="zh_TW" w:bidi="zh_TW"/>
@@ -1408,18 +1228,12 @@
         </w:rPr>
         <w:t>便雅憫支派的一位族長，也是便雅憫的孫子、比拉的兒子（</w:t>
       </w:r>
-      <w:hyperlink r:id="rId39">
-        <w:r>
-          <w:rPr>
-            <w:lang w:val="zh_TW" w:bidi="zh_TW"/>
-          </w:rPr>
-          <w:rPr>
-            <w:color w:val="0000EE"/>
-            <w:u w:val="single"/>
-          </w:rPr>
-          <w:t>代上7:7</w:t>
-        </w:r>
-      </w:hyperlink>
+      <w:r>
+        <w:rPr>
+          <w:lang w:val="zh_TW" w:bidi="zh_TW"/>
+        </w:rPr>
+        <w:t>代上7:7</w:t>
+      </w:r>
       <w:r>
         <w:rPr>
           <w:lang w:val="zh_TW" w:bidi="zh_TW"/>
@@ -1444,36 +1258,24 @@
         </w:rPr>
         <w:t>亞薩族的利未人希幔的兒子（</w:t>
       </w:r>
-      <w:hyperlink r:id="rId40">
-        <w:r>
-          <w:rPr>
-            <w:lang w:val="zh_TW" w:bidi="zh_TW"/>
-          </w:rPr>
-          <w:rPr>
-            <w:color w:val="0000EE"/>
-            <w:u w:val="single"/>
-          </w:rPr>
-          <w:t>代上25:4</w:t>
-        </w:r>
-      </w:hyperlink>
+      <w:r>
+        <w:rPr>
+          <w:lang w:val="zh_TW" w:bidi="zh_TW"/>
+        </w:rPr>
+        <w:t>代上25:4</w:t>
+      </w:r>
       <w:r>
         <w:rPr>
           <w:lang w:val="zh_TW" w:bidi="zh_TW"/>
         </w:rPr>
         <w:t>）。烏薛也稱為亞薩烈（</w:t>
       </w:r>
-      <w:hyperlink r:id="rId41">
-        <w:r>
-          <w:rPr>
-            <w:lang w:val="zh_TW" w:bidi="zh_TW"/>
-          </w:rPr>
-          <w:rPr>
-            <w:color w:val="0000EE"/>
-            <w:u w:val="single"/>
-          </w:rPr>
-          <w:t>代上25:18</w:t>
-        </w:r>
-      </w:hyperlink>
+      <w:r>
+        <w:rPr>
+          <w:lang w:val="zh_TW" w:bidi="zh_TW"/>
+        </w:rPr>
+        <w:t>代上25:18</w:t>
+      </w:r>
       <w:r>
         <w:rPr>
           <w:lang w:val="zh_TW" w:bidi="zh_TW"/>
@@ -1498,18 +1300,12 @@
         </w:rPr>
         <w:t>一位利未人，在希西家作王時協助重新奉獻（使聖殿再次分別為聖的禮儀）聖殿（</w:t>
       </w:r>
-      <w:hyperlink r:id="rId42">
-        <w:r>
-          <w:rPr>
-            <w:lang w:val="zh_TW" w:bidi="zh_TW"/>
-          </w:rPr>
-          <w:rPr>
-            <w:color w:val="0000EE"/>
-            <w:u w:val="single"/>
-          </w:rPr>
-          <w:t>代下29:14</w:t>
-        </w:r>
-      </w:hyperlink>
+      <w:r>
+        <w:rPr>
+          <w:lang w:val="zh_TW" w:bidi="zh_TW"/>
+        </w:rPr>
+        <w:t>代下29:14</w:t>
+      </w:r>
       <w:r>
         <w:rPr>
           <w:lang w:val="zh_TW" w:bidi="zh_TW"/>
@@ -1534,36 +1330,24 @@
         </w:rPr>
         <w:t>一位參與重建耶路撒冷城牆的金匠（</w:t>
       </w:r>
-      <w:hyperlink r:id="rId43">
-        <w:r>
-          <w:rPr>
-            <w:lang w:val="zh_TW" w:bidi="zh_TW"/>
-          </w:rPr>
-          <w:rPr>
-            <w:color w:val="0000EE"/>
-            <w:u w:val="single"/>
-          </w:rPr>
-          <w:t>尼3:8</w:t>
-        </w:r>
-      </w:hyperlink>
+      <w:r>
+        <w:rPr>
+          <w:lang w:val="zh_TW" w:bidi="zh_TW"/>
+        </w:rPr>
+        <w:t>尼3:8</w:t>
+      </w:r>
       <w:r>
         <w:rPr>
           <w:lang w:val="zh_TW" w:bidi="zh_TW"/>
         </w:rPr>
         <w:t>）。他的名字顯示出他很可能是一位祭司，負責製作和修理聖殿所使用的器具（參</w:t>
       </w:r>
-      <w:hyperlink r:id="rId44">
-        <w:r>
-          <w:rPr>
-            <w:lang w:val="zh_TW" w:bidi="zh_TW"/>
-          </w:rPr>
-          <w:rPr>
-            <w:color w:val="0000EE"/>
-            <w:u w:val="single"/>
-          </w:rPr>
-          <w:t>代上9:29</w:t>
-        </w:r>
-      </w:hyperlink>
+      <w:r>
+        <w:rPr>
+          <w:lang w:val="zh_TW" w:bidi="zh_TW"/>
+        </w:rPr>
+        <w:t>代上9:29</w:t>
+      </w:r>
       <w:r>
         <w:rPr>
           <w:lang w:val="zh_TW" w:bidi="zh_TW"/>
@@ -1618,72 +1402,48 @@
         </w:rPr>
         <w:t>這是他拉（亞伯拉罕之父）的故鄉，也是亞伯拉罕與撒拉的出生地。聖經中僅提及其名四次（</w:t>
       </w:r>
-      <w:hyperlink r:id="rId45">
-        <w:r>
-          <w:rPr>
-            <w:lang w:val="zh_TW" w:bidi="zh_TW"/>
-          </w:rPr>
-          <w:rPr>
-            <w:color w:val="0000EE"/>
-            <w:u w:val="single"/>
-          </w:rPr>
-          <w:t>創11:28</w:t>
-        </w:r>
-      </w:hyperlink>
+      <w:r>
+        <w:rPr>
+          <w:lang w:val="zh_TW" w:bidi="zh_TW"/>
+        </w:rPr>
+        <w:t>創11:28</w:t>
+      </w:r>
       <w:r>
         <w:rPr>
           <w:lang w:val="zh_TW" w:bidi="zh_TW"/>
         </w:rPr>
         <w:t>、</w:t>
       </w:r>
-      <w:hyperlink r:id="rId45">
-        <w:r>
-          <w:rPr>
-            <w:lang w:val="zh_TW" w:bidi="zh_TW"/>
-          </w:rPr>
-          <w:rPr>
-            <w:color w:val="0000EE"/>
-            <w:u w:val="single"/>
-          </w:rPr>
-          <w:t>31</w:t>
-        </w:r>
-      </w:hyperlink>
+      <w:r>
+        <w:rPr>
+          <w:lang w:val="zh_TW" w:bidi="zh_TW"/>
+        </w:rPr>
+        <w:t>31</w:t>
+      </w:r>
       <w:r>
         <w:rPr>
           <w:lang w:val="zh_TW" w:bidi="zh_TW"/>
         </w:rPr>
         <w:t>，</w:t>
       </w:r>
-      <w:hyperlink r:id="rId46">
-        <w:r>
-          <w:rPr>
-            <w:lang w:val="zh_TW" w:bidi="zh_TW"/>
-          </w:rPr>
-          <w:rPr>
-            <w:color w:val="0000EE"/>
-            <w:u w:val="single"/>
-          </w:rPr>
-          <w:t>15:7</w:t>
-        </w:r>
-      </w:hyperlink>
+      <w:r>
+        <w:rPr>
+          <w:lang w:val="zh_TW" w:bidi="zh_TW"/>
+        </w:rPr>
+        <w:t>15:7</w:t>
+      </w:r>
       <w:r>
         <w:rPr>
           <w:lang w:val="zh_TW" w:bidi="zh_TW"/>
         </w:rPr>
         <w:t>，</w:t>
       </w:r>
-      <w:hyperlink r:id="rId47">
-        <w:r>
-          <w:rPr>
-            <w:lang w:val="zh_TW" w:bidi="zh_TW"/>
-          </w:rPr>
-          <w:rPr>
-            <w:color w:val="0000EE"/>
-            <w:u w:val="single"/>
-          </w:rPr>
-          <w:t>尼9:7</w:t>
-        </w:r>
-      </w:hyperlink>
+      <w:r>
+        <w:rPr>
+          <w:lang w:val="zh_TW" w:bidi="zh_TW"/>
+        </w:rPr>
+        <w:t>尼9:7</w:t>
+      </w:r>
       <w:r>
         <w:rPr>
           <w:lang w:val="zh_TW" w:bidi="zh_TW"/>
